--- a/00-首页/题组Word/第一轮·竞赛教材版/第一轮原理·2-溶液与相平衡（学生版-打印版）.docx
+++ b/00-首页/题组Word/第一轮·竞赛教材版/第一轮原理·2-溶液与相平衡（学生版-打印版）.docx
@@ -10397,7 +10397,7 @@
         <m:sSub>
           <m:e>
             <m:r>
-              <m:t>​</m:t>
+              <m:t xml:space="preserve"> </m:t>
             </m:r>
           </m:e>
           <m:sub>
@@ -10543,7 +10543,7 @@
         <m:sSub>
           <m:e>
             <m:r>
-              <m:t>​</m:t>
+              <m:t xml:space="preserve"> </m:t>
             </m:r>
           </m:e>
           <m:sub>
@@ -23994,7 +23994,7 @@
         <m:sSup>
           <m:e>
             <m:r>
-              <m:t>​</m:t>
+              <m:t xml:space="preserve"> </m:t>
             </m:r>
           </m:e>
           <m:sup>

--- a/00-首页/题组Word/第一轮·竞赛教材版/第一轮原理·2-溶液与相平衡（学生版-打印版）.docx
+++ b/00-首页/题组Word/第一轮·竞赛教材版/第一轮原理·2-溶液与相平衡（学生版-打印版）.docx
@@ -891,6 +891,7 @@
     <w:p>
       <w:pPr>
         <w:pStyle w:val="Compact"/>
+        <w:spacing w:before="0" w:after="0"/>
       </w:pPr>
       <w:r>
         <w:rPr>
@@ -920,6 +921,7 @@
     <w:p>
       <w:pPr>
         <w:pStyle w:val="Compact"/>
+        <w:spacing w:before="0" w:after="0"/>
       </w:pPr>
       <w:r>
         <w:rPr>
@@ -949,6 +951,7 @@
     <w:p>
       <w:pPr>
         <w:pStyle w:val="Compact"/>
+        <w:spacing w:before="0" w:after="0"/>
       </w:pPr>
       <w:r>
         <w:rPr>
@@ -1054,6 +1057,7 @@
     <w:p>
       <w:pPr>
         <w:pStyle w:val="Compact"/>
+        <w:spacing w:before="0" w:after="0"/>
       </w:pPr>
       <w:r>
         <w:rPr>
@@ -1160,6 +1164,14 @@
       <w:tblPr>
         <w:tblStyle w:val="Table"/>
         <w:tblW w:type="auto" w:w="0"/>
+        <w:tblBorders>
+          <w:top w:val="single" w:sz="12" w:space="0" w:color="000000"/>
+          <w:left w:val="none" w:sz="0" w:space="0" w:color="auto"/>
+          <w:bottom w:val="single" w:sz="12" w:space="0" w:color="000000"/>
+          <w:right w:val="none" w:sz="0" w:space="0" w:color="auto"/>
+          <w:insideH w:val="none" w:sz="0" w:space="0" w:color="auto"/>
+          <w:insideV w:val="none" w:sz="0" w:space="0" w:color="auto"/>
+        </w:tblBorders>
         <w:tblLook w:firstRow="1" w:lastRow="0" w:firstColumn="0" w:lastColumn="0" w:noHBand="0" w:noVBand="0" w:val="0020"/>
       </w:tblPr>
       <w:tblGrid>
@@ -1171,7 +1183,11 @@
           <w:tblHeader w:val="on"/>
         </w:trPr>
         <w:tc>
-          <w:tcPr/>
+          <w:tcPr>
+            <w:tcBorders>
+              <w:bottom w:val="single" w:sz="8" w:space="0" w:color="000000"/>
+            </w:tcBorders>
+          </w:tcPr>
           <w:p>
             <w:pPr>
               <w:pStyle w:val="Compact"/>
@@ -1199,7 +1215,11 @@
           </w:p>
         </w:tc>
         <w:tc>
-          <w:tcPr/>
+          <w:tcPr>
+            <w:tcBorders>
+              <w:bottom w:val="single" w:sz="8" w:space="0" w:color="000000"/>
+            </w:tcBorders>
+          </w:tcPr>
           <w:p>
             <w:pPr>
               <w:pStyle w:val="Compact"/>
@@ -3437,6 +3457,7 @@
     <w:p>
       <w:pPr>
         <w:pStyle w:val="BodyText"/>
+        <w:spacing w:before="0" w:after="0"/>
       </w:pPr>
       <w:r>
         <w:rPr>
@@ -3522,6 +3543,7 @@
     <w:p>
       <w:pPr>
         <w:pStyle w:val="BodyText"/>
+        <w:spacing w:before="0" w:after="0"/>
       </w:pPr>
       <w:r>
         <w:rPr>
@@ -3625,6 +3647,7 @@
     <w:p>
       <w:pPr>
         <w:pStyle w:val="BodyText"/>
+        <w:spacing w:before="0" w:after="0"/>
       </w:pPr>
       <w:r>
         <w:rPr>
@@ -3710,6 +3733,7 @@
     <w:p>
       <w:pPr>
         <w:pStyle w:val="BodyText"/>
+        <w:spacing w:before="0" w:after="0"/>
       </w:pPr>
       <w:r>
         <w:rPr>
@@ -12092,6 +12116,7 @@
     <w:p>
       <w:pPr>
         <w:pStyle w:val="BodyText"/>
+        <w:spacing w:before="0" w:after="0"/>
       </w:pPr>
       <w:r>
         <w:rPr>
@@ -12233,6 +12258,7 @@
     <w:p>
       <w:pPr>
         <w:pStyle w:val="BodyText"/>
+        <w:spacing w:before="0" w:after="0"/>
       </w:pPr>
       <w:r>
         <w:rPr>
@@ -12386,6 +12412,7 @@
     <w:p>
       <w:pPr>
         <w:pStyle w:val="BodyText"/>
+        <w:spacing w:before="0" w:after="0"/>
       </w:pPr>
       <w:r>
         <w:rPr>
@@ -12533,6 +12560,7 @@
     <w:p>
       <w:pPr>
         <w:pStyle w:val="BodyText"/>
+        <w:spacing w:before="0" w:after="0"/>
       </w:pPr>
       <w:r>
         <w:rPr>
@@ -13347,6 +13375,14 @@
         <w:tblStyle w:val="Table"/>
         <w:tblW w:type="pct" w:w="5000"/>
         <w:tblLayout w:type="fixed"/>
+        <w:tblBorders>
+          <w:top w:val="single" w:sz="12" w:space="0" w:color="000000"/>
+          <w:left w:val="none" w:sz="0" w:space="0" w:color="auto"/>
+          <w:bottom w:val="single" w:sz="12" w:space="0" w:color="000000"/>
+          <w:right w:val="none" w:sz="0" w:space="0" w:color="auto"/>
+          <w:insideH w:val="none" w:sz="0" w:space="0" w:color="auto"/>
+          <w:insideV w:val="none" w:sz="0" w:space="0" w:color="auto"/>
+        </w:tblBorders>
         <w:tblLook w:firstRow="1" w:lastRow="0" w:firstColumn="0" w:lastColumn="0" w:noHBand="0" w:noVBand="0" w:val="0020"/>
       </w:tblPr>
       <w:tblGrid>
@@ -13362,7 +13398,11 @@
           <w:tblHeader w:val="on"/>
         </w:trPr>
         <w:tc>
-          <w:tcPr/>
+          <w:tcPr>
+            <w:tcBorders>
+              <w:bottom w:val="single" w:sz="8" w:space="0" w:color="000000"/>
+            </w:tcBorders>
+          </w:tcPr>
           <w:p>
             <w:pPr>
               <w:pStyle w:val="Compact"/>
@@ -13420,7 +13460,11 @@
           </w:p>
         </w:tc>
         <w:tc>
-          <w:tcPr/>
+          <w:tcPr>
+            <w:tcBorders>
+              <w:bottom w:val="single" w:sz="8" w:space="0" w:color="000000"/>
+            </w:tcBorders>
+          </w:tcPr>
           <w:p>
             <w:pPr>
               <w:pStyle w:val="Compact"/>
@@ -13489,7 +13533,11 @@
           </w:p>
         </w:tc>
         <w:tc>
-          <w:tcPr/>
+          <w:tcPr>
+            <w:tcBorders>
+              <w:bottom w:val="single" w:sz="8" w:space="0" w:color="000000"/>
+            </w:tcBorders>
+          </w:tcPr>
           <w:p>
             <w:pPr>
               <w:pStyle w:val="Compact"/>
@@ -13558,7 +13606,11 @@
           </w:p>
         </w:tc>
         <w:tc>
-          <w:tcPr/>
+          <w:tcPr>
+            <w:tcBorders>
+              <w:bottom w:val="single" w:sz="8" w:space="0" w:color="000000"/>
+            </w:tcBorders>
+          </w:tcPr>
           <w:p>
             <w:pPr>
               <w:pStyle w:val="Compact"/>
@@ -13615,7 +13667,11 @@
           </w:p>
         </w:tc>
         <w:tc>
-          <w:tcPr/>
+          <w:tcPr>
+            <w:tcBorders>
+              <w:bottom w:val="single" w:sz="8" w:space="0" w:color="000000"/>
+            </w:tcBorders>
+          </w:tcPr>
           <w:p>
             <w:pPr>
               <w:pStyle w:val="Compact"/>
@@ -13672,7 +13728,11 @@
           </w:p>
         </w:tc>
         <w:tc>
-          <w:tcPr/>
+          <w:tcPr>
+            <w:tcBorders>
+              <w:bottom w:val="single" w:sz="8" w:space="0" w:color="000000"/>
+            </w:tcBorders>
+          </w:tcPr>
           <w:p>
             <w:pPr>
               <w:pStyle w:val="Compact"/>
@@ -16578,6 +16638,7 @@
     <w:p>
       <w:pPr>
         <w:pStyle w:val="BodyText"/>
+        <w:spacing w:before="0" w:after="0"/>
       </w:pPr>
       <w:r>
         <w:rPr>
@@ -16821,6 +16882,7 @@
     <w:p>
       <w:pPr>
         <w:pStyle w:val="BodyText"/>
+        <w:spacing w:before="0" w:after="0"/>
       </w:pPr>
       <w:r>
         <w:rPr>
@@ -17064,6 +17126,7 @@
     <w:p>
       <w:pPr>
         <w:pStyle w:val="BodyText"/>
+        <w:spacing w:before="0" w:after="0"/>
       </w:pPr>
       <w:r>
         <w:rPr>
@@ -17307,6 +17370,7 @@
     <w:p>
       <w:pPr>
         <w:pStyle w:val="BodyText"/>
+        <w:spacing w:before="0" w:after="0"/>
       </w:pPr>
       <w:r>
         <w:rPr>
@@ -17765,6 +17829,7 @@
     <w:p>
       <w:pPr>
         <w:pStyle w:val="BodyText"/>
+        <w:spacing w:before="0" w:after="0"/>
       </w:pPr>
       <w:r>
         <w:rPr>
@@ -17954,6 +18019,7 @@
     <w:p>
       <w:pPr>
         <w:pStyle w:val="BodyText"/>
+        <w:spacing w:before="0" w:after="0"/>
       </w:pPr>
       <w:r>
         <w:rPr>
@@ -18017,6 +18083,7 @@
     <w:p>
       <w:pPr>
         <w:pStyle w:val="BodyText"/>
+        <w:spacing w:before="0" w:after="0"/>
       </w:pPr>
       <w:r>
         <w:rPr>
@@ -18113,6 +18180,7 @@
     <w:p>
       <w:pPr>
         <w:pStyle w:val="BodyText"/>
+        <w:spacing w:before="0" w:after="0"/>
       </w:pPr>
       <w:r>
         <w:rPr>
@@ -22673,6 +22741,7 @@
     <w:p>
       <w:pPr>
         <w:pStyle w:val="BodyText"/>
+        <w:spacing w:before="0" w:after="0"/>
       </w:pPr>
       <w:r>
         <w:rPr>
@@ -22696,6 +22765,7 @@
     <w:p>
       <w:pPr>
         <w:pStyle w:val="BodyText"/>
+        <w:spacing w:before="0" w:after="0"/>
       </w:pPr>
       <w:r>
         <w:rPr>
@@ -22774,6 +22844,7 @@
     <w:p>
       <w:pPr>
         <w:pStyle w:val="BodyText"/>
+        <w:spacing w:before="0" w:after="0"/>
       </w:pPr>
       <w:r>
         <w:rPr>
@@ -22852,6 +22923,7 @@
     <w:p>
       <w:pPr>
         <w:pStyle w:val="BodyText"/>
+        <w:spacing w:before="0" w:after="0"/>
       </w:pPr>
       <w:r>
         <w:rPr>
@@ -25345,6 +25417,14 @@
       <w:tblPr>
         <w:tblStyle w:val="Table"/>
         <w:tblW w:type="auto" w:w="0"/>
+        <w:tblBorders>
+          <w:top w:val="single" w:sz="12" w:space="0" w:color="000000"/>
+          <w:left w:val="none" w:sz="0" w:space="0" w:color="auto"/>
+          <w:bottom w:val="single" w:sz="12" w:space="0" w:color="000000"/>
+          <w:right w:val="none" w:sz="0" w:space="0" w:color="auto"/>
+          <w:insideH w:val="none" w:sz="0" w:space="0" w:color="auto"/>
+          <w:insideV w:val="none" w:sz="0" w:space="0" w:color="auto"/>
+        </w:tblBorders>
         <w:tblLook w:firstRow="1" w:lastRow="0" w:firstColumn="0" w:lastColumn="0" w:noHBand="0" w:noVBand="0" w:val="0020"/>
       </w:tblPr>
       <w:tblGrid>
@@ -25358,7 +25438,11 @@
           <w:tblHeader w:val="on"/>
         </w:trPr>
         <w:tc>
-          <w:tcPr/>
+          <w:tcPr>
+            <w:tcBorders>
+              <w:bottom w:val="single" w:sz="8" w:space="0" w:color="000000"/>
+            </w:tcBorders>
+          </w:tcPr>
           <w:p>
             <w:pPr>
               <w:pStyle w:val="Compact"/>
@@ -25403,7 +25487,11 @@
           </w:p>
         </w:tc>
         <w:tc>
-          <w:tcPr/>
+          <w:tcPr>
+            <w:tcBorders>
+              <w:bottom w:val="single" w:sz="8" w:space="0" w:color="000000"/>
+            </w:tcBorders>
+          </w:tcPr>
           <w:p>
             <w:pPr>
               <w:pStyle w:val="Compact"/>
@@ -25419,7 +25507,11 @@
           </w:p>
         </w:tc>
         <w:tc>
-          <w:tcPr/>
+          <w:tcPr>
+            <w:tcBorders>
+              <w:bottom w:val="single" w:sz="8" w:space="0" w:color="000000"/>
+            </w:tcBorders>
+          </w:tcPr>
           <w:p>
             <w:pPr>
               <w:pStyle w:val="Compact"/>
@@ -25435,7 +25527,11 @@
           </w:p>
         </w:tc>
         <w:tc>
-          <w:tcPr/>
+          <w:tcPr>
+            <w:tcBorders>
+              <w:bottom w:val="single" w:sz="8" w:space="0" w:color="000000"/>
+            </w:tcBorders>
+          </w:tcPr>
           <w:p>
             <w:pPr>
               <w:pStyle w:val="Compact"/>
@@ -28043,6 +28139,14 @@
       <w:tblPr>
         <w:tblStyle w:val="Table"/>
         <w:tblW w:type="auto" w:w="0"/>
+        <w:tblBorders>
+          <w:top w:val="single" w:sz="12" w:space="0" w:color="000000"/>
+          <w:left w:val="none" w:sz="0" w:space="0" w:color="auto"/>
+          <w:bottom w:val="single" w:sz="12" w:space="0" w:color="000000"/>
+          <w:right w:val="none" w:sz="0" w:space="0" w:color="auto"/>
+          <w:insideH w:val="none" w:sz="0" w:space="0" w:color="auto"/>
+          <w:insideV w:val="none" w:sz="0" w:space="0" w:color="auto"/>
+        </w:tblBorders>
         <w:tblLook w:firstRow="1" w:lastRow="0" w:firstColumn="0" w:lastColumn="0" w:noHBand="0" w:noVBand="0" w:val="0020"/>
       </w:tblPr>
       <w:tblGrid>
@@ -28057,7 +28161,11 @@
           <w:tblHeader w:val="on"/>
         </w:trPr>
         <w:tc>
-          <w:tcPr/>
+          <w:tcPr>
+            <w:tcBorders>
+              <w:bottom w:val="single" w:sz="8" w:space="0" w:color="000000"/>
+            </w:tcBorders>
+          </w:tcPr>
           <w:p>
             <w:pPr>
               <w:pStyle w:val="Compact"/>
@@ -28066,7 +28174,11 @@
           </w:p>
         </w:tc>
         <w:tc>
-          <w:tcPr/>
+          <w:tcPr>
+            <w:tcBorders>
+              <w:bottom w:val="single" w:sz="8" w:space="0" w:color="000000"/>
+            </w:tcBorders>
+          </w:tcPr>
           <w:p>
             <w:pPr>
               <w:pStyle w:val="Compact"/>
@@ -28090,7 +28202,11 @@
           </w:p>
         </w:tc>
         <w:tc>
-          <w:tcPr/>
+          <w:tcPr>
+            <w:tcBorders>
+              <w:bottom w:val="single" w:sz="8" w:space="0" w:color="000000"/>
+            </w:tcBorders>
+          </w:tcPr>
           <w:p>
             <w:pPr>
               <w:pStyle w:val="Compact"/>
@@ -28114,7 +28230,11 @@
           </w:p>
         </w:tc>
         <w:tc>
-          <w:tcPr/>
+          <w:tcPr>
+            <w:tcBorders>
+              <w:bottom w:val="single" w:sz="8" w:space="0" w:color="000000"/>
+            </w:tcBorders>
+          </w:tcPr>
           <w:p>
             <w:pPr>
               <w:pStyle w:val="Compact"/>
@@ -28130,7 +28250,11 @@
           </w:p>
         </w:tc>
         <w:tc>
-          <w:tcPr/>
+          <w:tcPr>
+            <w:tcBorders>
+              <w:bottom w:val="single" w:sz="8" w:space="0" w:color="000000"/>
+            </w:tcBorders>
+          </w:tcPr>
           <w:p>
             <w:pPr>
               <w:pStyle w:val="Compact"/>
@@ -28993,6 +29117,14 @@
       <w:tblPr>
         <w:tblStyle w:val="Table"/>
         <w:tblW w:type="auto" w:w="0"/>
+        <w:tblBorders>
+          <w:top w:val="single" w:sz="12" w:space="0" w:color="000000"/>
+          <w:left w:val="none" w:sz="0" w:space="0" w:color="auto"/>
+          <w:bottom w:val="single" w:sz="12" w:space="0" w:color="000000"/>
+          <w:right w:val="none" w:sz="0" w:space="0" w:color="auto"/>
+          <w:insideH w:val="none" w:sz="0" w:space="0" w:color="auto"/>
+          <w:insideV w:val="none" w:sz="0" w:space="0" w:color="auto"/>
+        </w:tblBorders>
         <w:tblLook w:firstRow="1" w:lastRow="0" w:firstColumn="0" w:lastColumn="0" w:noHBand="0" w:noVBand="0" w:val="0020"/>
       </w:tblPr>
       <w:tblGrid>
@@ -29004,7 +29136,11 @@
           <w:tblHeader w:val="on"/>
         </w:trPr>
         <w:tc>
-          <w:tcPr/>
+          <w:tcPr>
+            <w:tcBorders>
+              <w:bottom w:val="single" w:sz="8" w:space="0" w:color="000000"/>
+            </w:tcBorders>
+          </w:tcPr>
           <w:p>
             <w:pPr>
               <w:pStyle w:val="Compact"/>
@@ -29027,7 +29163,11 @@
           </w:p>
         </w:tc>
         <w:tc>
-          <w:tcPr/>
+          <w:tcPr>
+            <w:tcBorders>
+              <w:bottom w:val="single" w:sz="8" w:space="0" w:color="000000"/>
+            </w:tcBorders>
+          </w:tcPr>
           <w:p>
             <w:pPr>
               <w:pStyle w:val="Compact"/>
@@ -29594,7 +29734,6 @@
     <w:bookmarkEnd w:id="69"/>
     <w:bookmarkEnd w:id="70"/>
     <w:sectPr>
-      <w:headerReference w:type="default" r:id="rId53"/>
       <w:footerReference w:type="default" r:id="rId9"/>
       <w:footnotePr>
         <w:numRestart w:val="eachSect"/>
@@ -29621,16 +29760,6 @@
       <w:rPr>
         <w:rFonts w:ascii="Times New Roman" w:hAnsi="Times New Roman" w:eastAsia="Times New Roman" w:cs="Times New Roman"/>
         <w:b w:val="0"/>
-        <w:color w:val="000000"/>
-        <w:sz w:val="20"/>
-      </w:rPr>
-      <w:t xml:space="preserve">第 </w:t>
-    </w:r>
-    <w:r>
-      <w:rPr>
-        <w:rFonts w:ascii="Times New Roman" w:hAnsi="Times New Roman" w:eastAsia="Times New Roman" w:cs="Times New Roman"/>
-        <w:b w:val="0"/>
-        <w:color w:val="000000"/>
         <w:sz w:val="20"/>
       </w:rPr>
       <w:fldChar w:fldCharType="begin"/>
@@ -29639,7 +29768,6 @@
       <w:rPr>
         <w:rFonts w:ascii="Times New Roman" w:hAnsi="Times New Roman" w:eastAsia="Times New Roman" w:cs="Times New Roman"/>
         <w:b w:val="0"/>
-        <w:color w:val="000000"/>
         <w:sz w:val="20"/>
       </w:rPr>
       <w:instrText xml:space="preserve"> PAGE </w:instrText>
@@ -29648,91 +29776,9 @@
       <w:rPr>
         <w:rFonts w:ascii="Times New Roman" w:hAnsi="Times New Roman" w:eastAsia="Times New Roman" w:cs="Times New Roman"/>
         <w:b w:val="0"/>
-        <w:color w:val="000000"/>
-        <w:sz w:val="20"/>
-      </w:rPr>
-      <w:fldChar w:fldCharType="separate"/>
-    </w:r>
-    <w:r>
-      <w:rPr>
-        <w:rFonts w:ascii="Times New Roman" w:hAnsi="Times New Roman" w:eastAsia="Times New Roman" w:cs="Times New Roman"/>
-        <w:b w:val="0"/>
-        <w:color w:val="000000"/>
-        <w:sz w:val="20"/>
-      </w:rPr>
-      <w:t>1</w:t>
-    </w:r>
-    <w:r>
-      <w:rPr>
-        <w:rFonts w:ascii="Times New Roman" w:hAnsi="Times New Roman" w:eastAsia="Times New Roman" w:cs="Times New Roman"/>
-        <w:b w:val="0"/>
-        <w:color w:val="000000"/>
         <w:sz w:val="20"/>
       </w:rPr>
       <w:fldChar w:fldCharType="end"/>
-    </w:r>
-    <w:r>
-      <w:rPr>
-        <w:rFonts w:ascii="Times New Roman" w:hAnsi="Times New Roman" w:eastAsia="Times New Roman" w:cs="Times New Roman"/>
-        <w:b w:val="0"/>
-        <w:color w:val="000000"/>
-        <w:sz w:val="20"/>
-      </w:rPr>
-      <w:t xml:space="preserve"> 页 / 共 </w:t>
-    </w:r>
-    <w:r>
-      <w:rPr>
-        <w:rFonts w:ascii="Times New Roman" w:hAnsi="Times New Roman" w:eastAsia="Times New Roman" w:cs="Times New Roman"/>
-        <w:b w:val="0"/>
-        <w:color w:val="000000"/>
-        <w:sz w:val="20"/>
-      </w:rPr>
-      <w:fldChar w:fldCharType="begin"/>
-    </w:r>
-    <w:r>
-      <w:rPr>
-        <w:rFonts w:ascii="Times New Roman" w:hAnsi="Times New Roman" w:eastAsia="Times New Roman" w:cs="Times New Roman"/>
-        <w:b w:val="0"/>
-        <w:color w:val="000000"/>
-        <w:sz w:val="20"/>
-      </w:rPr>
-      <w:instrText xml:space="preserve"> NUMPAGES </w:instrText>
-    </w:r>
-    <w:r>
-      <w:rPr>
-        <w:rFonts w:ascii="Times New Roman" w:hAnsi="Times New Roman" w:eastAsia="Times New Roman" w:cs="Times New Roman"/>
-        <w:b w:val="0"/>
-        <w:color w:val="000000"/>
-        <w:sz w:val="20"/>
-      </w:rPr>
-      <w:fldChar w:fldCharType="separate"/>
-    </w:r>
-    <w:r>
-      <w:rPr>
-        <w:rFonts w:ascii="Times New Roman" w:hAnsi="Times New Roman" w:eastAsia="Times New Roman" w:cs="Times New Roman"/>
-        <w:b w:val="0"/>
-        <w:color w:val="000000"/>
-        <w:sz w:val="20"/>
-      </w:rPr>
-      <w:t>1</w:t>
-    </w:r>
-    <w:r>
-      <w:rPr>
-        <w:rFonts w:ascii="Times New Roman" w:hAnsi="Times New Roman" w:eastAsia="Times New Roman" w:cs="Times New Roman"/>
-        <w:b w:val="0"/>
-        <w:color w:val="000000"/>
-        <w:sz w:val="20"/>
-      </w:rPr>
-      <w:fldChar w:fldCharType="end"/>
-    </w:r>
-    <w:r>
-      <w:rPr>
-        <w:rFonts w:ascii="Times New Roman" w:hAnsi="Times New Roman" w:eastAsia="Times New Roman" w:cs="Times New Roman"/>
-        <w:b w:val="0"/>
-        <w:color w:val="000000"/>
-        <w:sz w:val="20"/>
-      </w:rPr>
-      <w:t xml:space="preserve"> 页</w:t>
     </w:r>
   </w:p>
 </w:ftr>
@@ -29755,28 +29801,6 @@
     </w:p>
   </w:footnote>
 </w:footnotes>
-</file>
-
-<file path=word/header1.xml><?xml version="1.0" encoding="utf-8"?>
-<w:hdr xmlns:m="http://schemas.openxmlformats.org/officeDocument/2006/math" xmlns:mc="http://schemas.openxmlformats.org/markup-compatibility/2006" xmlns:mo="http://schemas.microsoft.com/office/mac/office/2008/main" xmlns:mv="urn:schemas-microsoft-com:mac:vml" xmlns:o="urn:schemas-microsoft-com:office:office" xmlns:r="http://schemas.openxmlformats.org/officeDocument/2006/relationships" xmlns:v="urn:schemas-microsoft-com:vml" xmlns:w10="urn:schemas-microsoft-com:office:word" xmlns:w14="http://schemas.microsoft.com/office/word/2010/wordml" xmlns:w="http://schemas.openxmlformats.org/wordprocessingml/2006/main" xmlns:wne="http://schemas.microsoft.com/office/word/2006/wordml" xmlns:wp14="http://schemas.microsoft.com/office/word/2010/wordprocessingDrawing" xmlns:wp="http://schemas.openxmlformats.org/drawingml/2006/wordprocessingDrawing" xmlns:wpc="http://schemas.microsoft.com/office/word/2010/wordprocessingCanvas" xmlns:wpg="http://schemas.microsoft.com/office/word/2010/wordprocessingGroup" xmlns:wpi="http://schemas.microsoft.com/office/word/2010/wordprocessingInk" xmlns:wps="http://schemas.microsoft.com/office/word/2010/wordprocessingShape" mc:Ignorable="w14 wp14">
-  <w:p>
-    <w:pPr>
-      <w:jc w:val="right"/>
-      <w:pBdr>
-        <w:bottom w:val="single" w:sz="4" w:space="2" w:color="000000"/>
-      </w:pBdr>
-    </w:pPr>
-    <w:r>
-      <w:rPr>
-        <w:rFonts w:ascii="Times New Roman" w:hAnsi="Times New Roman" w:eastAsia="Times New Roman" w:cs="Times New Roman"/>
-        <w:b w:val="0"/>
-        <w:color w:val="000000"/>
-        <w:sz w:val="18"/>
-      </w:rPr>
-      <w:t xml:space="preserve">第一轮化学原理 · 溶液与相平衡 · 练习</w:t>
-    </w:r>
-  </w:p>
-</w:hdr>
 </file>
 
 <file path=word/numbering.xml><?xml version="1.0" encoding="utf-8"?>

--- a/00-首页/题组Word/第一轮·竞赛教材版/第一轮原理·2-溶液与相平衡（学生版-打印版）.docx
+++ b/00-首页/题组Word/第一轮·竞赛教材版/第一轮原理·2-溶液与相平衡（学生版-打印版）.docx
@@ -6,8 +6,9 @@
     <w:p>
       <w:pPr>
         <w:pStyle w:val="Heading1"/>
-        <w:spacing w:before="280" w:after="120"/>
+        <w:spacing w:before="0" w:after="240"/>
         <w:jc w:val="center"/>
+        <w:keepNext/>
       </w:pPr>
       <w:r>
         <w:rPr>
@@ -38,6 +39,60 @@
           <w:rFonts w:hint="eastAsia" w:ascii="Times New Roman" w:hAnsi="Times New Roman" w:eastAsia="SimHei" w:cs="Times New Roman"/>
         </w:rPr>
         <w:t>练习</w:t>
+      </w:r>
+    </w:p>
+    <w:p>
+      <w:pPr>
+        <w:pStyle w:val="BlockText"/>
+        <w:ind w:firstLine="420"/>
+      </w:pPr>
+      <w:r>
+        <w:rPr>
+          <w:rFonts w:hint="eastAsia" w:ascii="Times New Roman" w:hAnsi="Times New Roman" w:eastAsia="FangSong" w:cs="Times New Roman"/>
+        </w:rPr>
+        <w:t xml:space="preserve">共</w:t>
+      </w:r>
+      <w:r>
+        <w:rPr>
+          <w:rFonts w:ascii="Times New Roman" w:hAnsi="Times New Roman" w:eastAsia="Times New Roman" w:cs="Times New Roman"/>
+        </w:rPr>
+        <w:t xml:space="preserve"> 40 </w:t>
+      </w:r>
+      <w:r>
+        <w:rPr>
+          <w:rFonts w:hint="eastAsia" w:ascii="Times New Roman" w:hAnsi="Times New Roman" w:eastAsia="FangSong" w:cs="Times New Roman"/>
+        </w:rPr>
+        <w:t>题</w:t>
+      </w:r>
+      <w:r>
+        <w:rPr>
+          <w:rFonts w:hint="eastAsia" w:ascii="Times New Roman" w:hAnsi="Times New Roman" w:eastAsia="Times New Roman" w:cs="Times New Roman"/>
+        </w:rPr>
+        <w:t>。</w:t>
+      </w:r>
+      <w:r>
+        <w:rPr>
+          <w:rFonts w:hint="eastAsia" w:ascii="Times New Roman" w:hAnsi="Times New Roman" w:eastAsia="FangSong" w:cs="Times New Roman"/>
+        </w:rPr>
+        <w:t>建议先独立完成</w:t>
+      </w:r>
+      <w:r>
+        <w:rPr>
+          <w:rFonts w:hint="eastAsia" w:ascii="Times New Roman" w:hAnsi="Times New Roman" w:eastAsia="Times New Roman" w:cs="Times New Roman"/>
+        </w:rPr>
+        <w:t>，</w:t>
+      </w:r>
+      <w:r>
+        <w:rPr>
+          <w:rFonts w:hint="eastAsia" w:ascii="Times New Roman" w:hAnsi="Times New Roman" w:eastAsia="FangSong" w:cs="Times New Roman"/>
+        </w:rPr>
+        <w:t>再核对答案</w:t>
+      </w:r>
+      <w:r>
+        <w:rPr>
+          <w:rFonts w:hint="eastAsia" w:ascii="Times New Roman" w:hAnsi="Times New Roman" w:eastAsia="Times New Roman" w:cs="Times New Roman"/>
+        </w:rPr>
+        <w:t>。</w:t>
       </w:r>
     </w:p>
     <w:p>
@@ -54,7 +109,8 @@
     <w:p>
       <w:pPr>
         <w:pStyle w:val="Heading2"/>
-        <w:spacing w:before="280" w:after="120"/>
+        <w:spacing w:before="280" w:after="80"/>
+        <w:keepNext/>
       </w:pPr>
       <w:r>
         <w:rPr>
@@ -91,6 +147,7 @@
     <w:p>
       <w:pPr>
         <w:pStyle w:val="FirstParagraph"/>
+        <w:ind w:firstLine="420"/>
       </w:pPr>
       <w:r>
         <w:rPr>
@@ -144,6 +201,7 @@
     <w:p>
       <w:pPr>
         <w:pStyle w:val="BodyText"/>
+        <w:ind w:firstLine="420"/>
       </w:pPr>
       <w:r>
         <w:rPr>
@@ -229,6 +287,7 @@
     <w:p>
       <w:pPr>
         <w:pStyle w:val="BodyText"/>
+        <w:ind w:firstLine="420"/>
       </w:pPr>
       <w:r>
         <w:rPr>
@@ -236,7 +295,7 @@
           <w:b/>
           <w:bCs/>
         </w:rPr>
-        <w:t xml:space="preserve">5-1</w:t>
+        <w:t xml:space="preserve">(1)</w:t>
       </w:r>
       <w:r>
         <w:rPr>
@@ -314,6 +373,7 @@
     <w:p>
       <w:pPr>
         <w:pStyle w:val="BodyText"/>
+        <w:ind w:firstLine="420"/>
       </w:pPr>
       <w:r>
         <w:rPr>
@@ -321,7 +381,7 @@
           <w:b/>
           <w:bCs/>
         </w:rPr>
-        <w:t xml:space="preserve">5-2</w:t>
+        <w:t xml:space="preserve">(2)</w:t>
       </w:r>
       <w:r>
         <w:rPr>
@@ -431,6 +491,7 @@
     <w:p>
       <w:pPr>
         <w:pStyle w:val="BodyText"/>
+        <w:ind w:firstLine="420"/>
       </w:pPr>
       <w:r>
         <w:rPr>
@@ -438,7 +499,7 @@
           <w:b/>
           <w:bCs/>
         </w:rPr>
-        <w:t xml:space="preserve">5-3</w:t>
+        <w:t xml:space="preserve">(3)</w:t>
       </w:r>
       <w:r>
         <w:rPr>
@@ -559,6 +620,7 @@
     <w:p>
       <w:pPr>
         <w:pStyle w:val="BodyText"/>
+        <w:ind w:firstLine="420"/>
       </w:pPr>
       <w:r>
         <w:rPr>
@@ -566,7 +628,7 @@
           <w:b/>
           <w:bCs/>
         </w:rPr>
-        <w:t xml:space="preserve">5-4</w:t>
+        <w:t xml:space="preserve">(4)</w:t>
       </w:r>
       <w:r>
         <w:rPr>
@@ -625,43 +687,13 @@
     </w:p>
     <w:p>
       <w:pPr>
-        <w:spacing w:before="0" w:after="0"/>
-      </w:pPr>
-    </w:p>
-    <w:p>
-      <w:pPr>
-        <w:spacing w:before="0" w:after="0"/>
-      </w:pPr>
-    </w:p>
-    <w:p>
-      <w:pPr>
-        <w:spacing w:before="0" w:after="0"/>
-      </w:pPr>
-    </w:p>
-    <w:p>
-      <w:pPr>
-        <w:spacing w:before="0" w:after="0"/>
-      </w:pPr>
-    </w:p>
-    <w:p>
-      <w:pPr>
-        <w:spacing w:before="0" w:after="0"/>
-      </w:pPr>
-    </w:p>
-    <w:p>
-      <w:pPr>
-        <w:spacing w:before="0" w:after="0"/>
-      </w:pPr>
-    </w:p>
-    <w:p>
-      <w:pPr>
-        <w:spacing w:before="0" w:after="0"/>
-      </w:pPr>
-    </w:p>
-    <w:p>
-      <w:pPr>
-        <w:spacing w:before="0" w:after="0"/>
-      </w:pPr>
+        <w:spacing w:before="160" w:after="80"/>
+      </w:pPr>
+      <w:r>
+        <w:pict>
+          <v:rect style="width:0;height:1.5pt" o:hralign="center" o:hrstd="t" o:hr="t"/>
+        </w:pict>
+      </w:r>
     </w:p>
     <w:p>
       <w:pPr>
@@ -702,6 +734,7 @@
     <w:p>
       <w:pPr>
         <w:pStyle w:val="FirstParagraph"/>
+        <w:ind w:firstLine="420"/>
       </w:pPr>
       <w:r>
         <w:rPr>
@@ -848,7 +881,7 @@
         </w:rPr>
         <w:drawing>
           <wp:inline>
-            <wp:extent cx="3600000" cy="1713208"/>
+            <wp:extent cx="3600000" cy="1901886"/>
             <wp:effectExtent b="0" l="0" r="0" t="0"/>
             <wp:docPr descr="" title="" id="11" name="Picture"/>
             <a:graphic>
@@ -869,7 +902,7 @@
                   <pic:spPr bwMode="auto">
                     <a:xfrm>
                       <a:off x="0" y="0"/>
-                      <a:ext cx="3600000" cy="1713208"/>
+                      <a:ext cx="3600000" cy="1901886"/>
                     </a:xfrm>
                     <a:prstGeom prst="rect">
                       <a:avLst/>
@@ -891,7 +924,11 @@
     <w:p>
       <w:pPr>
         <w:pStyle w:val="Compact"/>
-        <w:spacing w:before="0" w:after="0"/>
+        <w:numPr>
+          <w:ilvl w:val="0"/>
+          <w:numId w:val="1001"/>
+        </w:numPr>
+        <w:ind w:firstLine="420"/>
       </w:pPr>
       <w:r>
         <w:rPr>
@@ -921,7 +958,11 @@
     <w:p>
       <w:pPr>
         <w:pStyle w:val="Compact"/>
-        <w:spacing w:before="0" w:after="0"/>
+        <w:numPr>
+          <w:ilvl w:val="0"/>
+          <w:numId w:val="1001"/>
+        </w:numPr>
+        <w:ind w:firstLine="420"/>
       </w:pPr>
       <w:r>
         <w:rPr>
@@ -951,7 +992,11 @@
     <w:p>
       <w:pPr>
         <w:pStyle w:val="Compact"/>
-        <w:spacing w:before="0" w:after="0"/>
+        <w:numPr>
+          <w:ilvl w:val="0"/>
+          <w:numId w:val="1001"/>
+        </w:numPr>
+        <w:ind w:firstLine="420"/>
       </w:pPr>
       <w:r>
         <w:rPr>
@@ -1057,7 +1102,11 @@
     <w:p>
       <w:pPr>
         <w:pStyle w:val="Compact"/>
-        <w:spacing w:before="0" w:after="0"/>
+        <w:numPr>
+          <w:ilvl w:val="0"/>
+          <w:numId w:val="1001"/>
+        </w:numPr>
+        <w:ind w:firstLine="420"/>
       </w:pPr>
       <w:r>
         <w:rPr>
@@ -1086,13 +1135,13 @@
     </w:p>
     <w:p>
       <w:pPr>
-        <w:spacing w:before="0" w:after="0"/>
-      </w:pPr>
-    </w:p>
-    <w:p>
-      <w:pPr>
-        <w:spacing w:before="0" w:after="0"/>
-      </w:pPr>
+        <w:spacing w:before="160" w:after="80"/>
+      </w:pPr>
+      <w:r>
+        <w:pict>
+          <v:rect style="width:0;height:1.5pt" o:hralign="center" o:hrstd="t" o:hr="t"/>
+        </w:pict>
+      </w:r>
     </w:p>
     <w:p>
       <w:pPr>
@@ -1134,6 +1183,7 @@
       <w:pPr>
         <w:pStyle w:val="FirstParagraph"/>
         <w:spacing w:after="80"/>
+        <w:ind w:firstLine="420"/>
       </w:pPr>
       <w:r>
         <w:rPr>
@@ -1164,15 +1214,16 @@
       <w:tblPr>
         <w:tblStyle w:val="Table"/>
         <w:tblW w:type="auto" w:w="0"/>
+        <w:tblLook w:firstRow="1" w:lastRow="0" w:firstColumn="0" w:lastColumn="0" w:noHBand="0" w:noVBand="0" w:val="0020"/>
+        <w:jc w:val="center"/>
         <w:tblBorders>
           <w:top w:val="single" w:sz="12" w:space="0" w:color="000000"/>
-          <w:left w:val="none" w:sz="0" w:space="0" w:color="auto"/>
           <w:bottom w:val="single" w:sz="12" w:space="0" w:color="000000"/>
-          <w:right w:val="none" w:sz="0" w:space="0" w:color="auto"/>
-          <w:insideH w:val="none" w:sz="0" w:space="0" w:color="auto"/>
-          <w:insideV w:val="none" w:sz="0" w:space="0" w:color="auto"/>
+          <w:left w:val="none"/>
+          <w:right w:val="none"/>
+          <w:insideH w:val="none"/>
+          <w:insideV w:val="none"/>
         </w:tblBorders>
-        <w:tblLook w:firstRow="1" w:lastRow="0" w:firstColumn="0" w:lastColumn="0" w:noHBand="0" w:noVBand="0" w:val="0020"/>
       </w:tblPr>
       <w:tblGrid>
         <w:gridCol w:w="3960"/>
@@ -1185,7 +1236,7 @@
         <w:tc>
           <w:tcPr>
             <w:tcBorders>
-              <w:bottom w:val="single" w:sz="8" w:space="0" w:color="000000"/>
+              <w:bottom w:val="single" w:sz="6" w:space="0" w:color="000000"/>
             </w:tcBorders>
           </w:tcPr>
           <w:p>
@@ -1217,7 +1268,7 @@
         <w:tc>
           <w:tcPr>
             <w:tcBorders>
-              <w:bottom w:val="single" w:sz="8" w:space="0" w:color="000000"/>
+              <w:bottom w:val="single" w:sz="6" w:space="0" w:color="000000"/>
             </w:tcBorders>
           </w:tcPr>
           <w:p>
@@ -1316,6 +1367,7 @@
       <w:pPr>
         <w:pStyle w:val="BodyText"/>
         <w:spacing w:before="120"/>
+        <w:ind w:firstLine="420"/>
       </w:pPr>
       <w:r>
         <w:rPr>
@@ -1445,6 +1497,7 @@
           <w:ilvl w:val="0"/>
           <w:numId w:val="1002"/>
         </w:numPr>
+        <w:ind w:firstLine="420"/>
       </w:pPr>
       <w:r>
         <w:rPr>
@@ -1635,6 +1688,7 @@
           <w:ilvl w:val="0"/>
           <w:numId w:val="1002"/>
         </w:numPr>
+        <w:ind w:firstLine="420"/>
       </w:pPr>
       <w:r>
         <w:rPr>
@@ -1754,6 +1808,7 @@
           <w:ilvl w:val="0"/>
           <w:numId w:val="1002"/>
         </w:numPr>
+        <w:ind w:firstLine="420"/>
       </w:pPr>
       <w:r>
         <w:rPr>
@@ -1846,43 +1901,13 @@
     </w:p>
     <w:p>
       <w:pPr>
-        <w:spacing w:before="0" w:after="0"/>
-      </w:pPr>
-    </w:p>
-    <w:p>
-      <w:pPr>
-        <w:spacing w:before="0" w:after="0"/>
-      </w:pPr>
-    </w:p>
-    <w:p>
-      <w:pPr>
-        <w:spacing w:before="0" w:after="0"/>
-      </w:pPr>
-    </w:p>
-    <w:p>
-      <w:pPr>
-        <w:spacing w:before="0" w:after="0"/>
-      </w:pPr>
-    </w:p>
-    <w:p>
-      <w:pPr>
-        <w:spacing w:before="0" w:after="0"/>
-      </w:pPr>
-    </w:p>
-    <w:p>
-      <w:pPr>
-        <w:spacing w:before="0" w:after="0"/>
-      </w:pPr>
-    </w:p>
-    <w:p>
-      <w:pPr>
-        <w:spacing w:before="0" w:after="0"/>
-      </w:pPr>
-    </w:p>
-    <w:p>
-      <w:pPr>
-        <w:spacing w:before="0" w:after="0"/>
-      </w:pPr>
+        <w:spacing w:before="160" w:after="80"/>
+      </w:pPr>
+      <w:r>
+        <w:pict>
+          <v:rect style="width:0;height:1.5pt" o:hralign="center" o:hrstd="t" o:hr="t"/>
+        </w:pict>
+      </w:r>
     </w:p>
     <w:p>
       <w:pPr>
@@ -1923,6 +1948,7 @@
     <w:p>
       <w:pPr>
         <w:pStyle w:val="FirstParagraph"/>
+        <w:ind w:firstLine="420"/>
       </w:pPr>
       <w:r>
         <w:rPr>
@@ -2552,18 +2578,13 @@
     </w:p>
     <w:p>
       <w:pPr>
-        <w:spacing w:before="0" w:after="0"/>
-      </w:pPr>
-    </w:p>
-    <w:p>
-      <w:pPr>
-        <w:spacing w:before="0" w:after="0"/>
-      </w:pPr>
-    </w:p>
-    <w:p>
-      <w:pPr>
-        <w:spacing w:before="0" w:after="0"/>
-      </w:pPr>
+        <w:spacing w:before="160" w:after="80"/>
+      </w:pPr>
+      <w:r>
+        <w:pict>
+          <v:rect style="width:0;height:1.5pt" o:hralign="center" o:hrstd="t" o:hr="t"/>
+        </w:pict>
+      </w:r>
     </w:p>
     <w:p>
       <w:pPr>
@@ -2604,6 +2625,7 @@
     <w:p>
       <w:pPr>
         <w:pStyle w:val="FirstParagraph"/>
+        <w:ind w:firstLine="420"/>
       </w:pPr>
       <w:r>
         <w:rPr>
@@ -2644,18 +2666,13 @@
     </w:p>
     <w:p>
       <w:pPr>
-        <w:spacing w:before="0" w:after="0"/>
-      </w:pPr>
-    </w:p>
-    <w:p>
-      <w:pPr>
-        <w:spacing w:before="0" w:after="0"/>
-      </w:pPr>
-    </w:p>
-    <w:p>
-      <w:pPr>
-        <w:spacing w:before="0" w:after="0"/>
-      </w:pPr>
+        <w:spacing w:before="160" w:after="80"/>
+      </w:pPr>
+      <w:r>
+        <w:pict>
+          <v:rect style="width:0;height:1.5pt" o:hralign="center" o:hrstd="t" o:hr="t"/>
+        </w:pict>
+      </w:r>
     </w:p>
     <w:p>
       <w:pPr>
@@ -2696,6 +2713,7 @@
     <w:p>
       <w:pPr>
         <w:pStyle w:val="FirstParagraph"/>
+        <w:ind w:firstLine="420"/>
       </w:pPr>
       <w:r>
         <w:rPr>
@@ -3099,6 +3117,7 @@
           <w:ilvl w:val="0"/>
           <w:numId w:val="1004"/>
         </w:numPr>
+        <w:ind w:firstLine="420"/>
       </w:pPr>
       <w:r>
         <w:rPr>
@@ -3197,6 +3216,7 @@
           <w:ilvl w:val="0"/>
           <w:numId w:val="1004"/>
         </w:numPr>
+        <w:ind w:firstLine="420"/>
       </w:pPr>
       <w:r>
         <w:rPr>
@@ -3229,6 +3249,7 @@
           <w:ilvl w:val="0"/>
           <w:numId w:val="1004"/>
         </w:numPr>
+        <w:ind w:firstLine="420"/>
       </w:pPr>
       <w:r>
         <w:rPr>
@@ -3285,6 +3306,7 @@
           <w:ilvl w:val="0"/>
           <w:numId w:val="1004"/>
         </w:numPr>
+        <w:ind w:firstLine="420"/>
       </w:pPr>
       <w:r>
         <w:rPr>
@@ -3313,43 +3335,13 @@
     </w:p>
     <w:p>
       <w:pPr>
-        <w:spacing w:before="0" w:after="0"/>
-      </w:pPr>
-    </w:p>
-    <w:p>
-      <w:pPr>
-        <w:spacing w:before="0" w:after="0"/>
-      </w:pPr>
-    </w:p>
-    <w:p>
-      <w:pPr>
-        <w:spacing w:before="0" w:after="0"/>
-      </w:pPr>
-    </w:p>
-    <w:p>
-      <w:pPr>
-        <w:spacing w:before="0" w:after="0"/>
-      </w:pPr>
-    </w:p>
-    <w:p>
-      <w:pPr>
-        <w:spacing w:before="0" w:after="0"/>
-      </w:pPr>
-    </w:p>
-    <w:p>
-      <w:pPr>
-        <w:spacing w:before="0" w:after="0"/>
-      </w:pPr>
-    </w:p>
-    <w:p>
-      <w:pPr>
-        <w:spacing w:before="0" w:after="0"/>
-      </w:pPr>
-    </w:p>
-    <w:p>
-      <w:pPr>
-        <w:spacing w:before="0" w:after="0"/>
-      </w:pPr>
+        <w:spacing w:before="160" w:after="80"/>
+      </w:pPr>
+      <w:r>
+        <w:pict>
+          <v:rect style="width:0;height:1.5pt" o:hralign="center" o:hrstd="t" o:hr="t"/>
+        </w:pict>
+      </w:r>
     </w:p>
     <w:p>
       <w:pPr>
@@ -3390,6 +3382,7 @@
     <w:p>
       <w:pPr>
         <w:pStyle w:val="FirstParagraph"/>
+        <w:ind w:firstLine="420"/>
       </w:pPr>
       <w:r>
         <w:rPr>
@@ -3457,7 +3450,7 @@
     <w:p>
       <w:pPr>
         <w:pStyle w:val="BodyText"/>
-        <w:spacing w:before="0" w:after="0"/>
+        <w:ind w:firstLine="420"/>
       </w:pPr>
       <w:r>
         <w:rPr>
@@ -3543,7 +3536,7 @@
     <w:p>
       <w:pPr>
         <w:pStyle w:val="BodyText"/>
-        <w:spacing w:before="0" w:after="0"/>
+        <w:ind w:firstLine="420"/>
       </w:pPr>
       <w:r>
         <w:rPr>
@@ -3647,7 +3640,7 @@
     <w:p>
       <w:pPr>
         <w:pStyle w:val="BodyText"/>
-        <w:spacing w:before="0" w:after="0"/>
+        <w:ind w:firstLine="420"/>
       </w:pPr>
       <w:r>
         <w:rPr>
@@ -3733,7 +3726,7 @@
     <w:p>
       <w:pPr>
         <w:pStyle w:val="BodyText"/>
-        <w:spacing w:before="0" w:after="0"/>
+        <w:ind w:firstLine="420"/>
       </w:pPr>
       <w:r>
         <w:rPr>
@@ -3836,13 +3829,13 @@
     </w:p>
     <w:p>
       <w:pPr>
-        <w:spacing w:before="0" w:after="0"/>
-      </w:pPr>
-    </w:p>
-    <w:p>
-      <w:pPr>
-        <w:spacing w:before="0" w:after="0"/>
-      </w:pPr>
+        <w:spacing w:before="160" w:after="80"/>
+      </w:pPr>
+      <w:r>
+        <w:pict>
+          <v:rect style="width:0;height:1.5pt" o:hralign="center" o:hrstd="t" o:hr="t"/>
+        </w:pict>
+      </w:r>
     </w:p>
     <w:p>
       <w:pPr>
@@ -3883,6 +3876,7 @@
     <w:p>
       <w:pPr>
         <w:pStyle w:val="FirstParagraph"/>
+        <w:ind w:firstLine="420"/>
       </w:pPr>
       <w:r>
         <w:rPr>
@@ -4002,6 +3996,7 @@
     <w:p>
       <w:pPr>
         <w:pStyle w:val="FirstParagraph"/>
+        <w:ind w:firstLine="420"/>
       </w:pPr>
       <w:r>
         <w:rPr>
@@ -4219,28 +4214,13 @@
     </w:p>
     <w:p>
       <w:pPr>
-        <w:spacing w:before="0" w:after="0"/>
-      </w:pPr>
-    </w:p>
-    <w:p>
-      <w:pPr>
-        <w:spacing w:before="0" w:after="0"/>
-      </w:pPr>
-    </w:p>
-    <w:p>
-      <w:pPr>
-        <w:spacing w:before="0" w:after="0"/>
-      </w:pPr>
-    </w:p>
-    <w:p>
-      <w:pPr>
-        <w:spacing w:before="0" w:after="0"/>
-      </w:pPr>
-    </w:p>
-    <w:p>
-      <w:pPr>
-        <w:spacing w:before="0" w:after="0"/>
-      </w:pPr>
+        <w:spacing w:before="160" w:after="80"/>
+      </w:pPr>
+      <w:r>
+        <w:pict>
+          <v:rect style="width:0;height:1.5pt" o:hralign="center" o:hrstd="t" o:hr="t"/>
+        </w:pict>
+      </w:r>
     </w:p>
     <w:p>
       <w:pPr>
@@ -4281,6 +4261,7 @@
     <w:p>
       <w:pPr>
         <w:pStyle w:val="FirstParagraph"/>
+        <w:ind w:firstLine="420"/>
       </w:pPr>
       <w:r>
         <w:rPr>
@@ -4379,18 +4360,13 @@
     </w:p>
     <w:p>
       <w:pPr>
-        <w:spacing w:before="0" w:after="0"/>
-      </w:pPr>
-    </w:p>
-    <w:p>
-      <w:pPr>
-        <w:spacing w:before="0" w:after="0"/>
-      </w:pPr>
-    </w:p>
-    <w:p>
-      <w:pPr>
-        <w:spacing w:before="0" w:after="0"/>
-      </w:pPr>
+        <w:spacing w:before="160" w:after="80"/>
+      </w:pPr>
+      <w:r>
+        <w:pict>
+          <v:rect style="width:0;height:1.5pt" o:hralign="center" o:hrstd="t" o:hr="t"/>
+        </w:pict>
+      </w:r>
     </w:p>
     <w:p>
       <w:pPr>
@@ -4431,6 +4407,7 @@
     <w:p>
       <w:pPr>
         <w:pStyle w:val="FirstParagraph"/>
+        <w:ind w:firstLine="420"/>
       </w:pPr>
       <w:r>
         <w:rPr>
@@ -4911,6 +4888,7 @@
           <w:ilvl w:val="0"/>
           <w:numId w:val="1005"/>
         </w:numPr>
+        <w:ind w:firstLine="420"/>
       </w:pPr>
       <w:r>
         <w:rPr>
@@ -4931,6 +4909,7 @@
           <w:ilvl w:val="0"/>
           <w:numId w:val="1005"/>
         </w:numPr>
+        <w:ind w:firstLine="420"/>
       </w:pPr>
       <w:r>
         <w:rPr>
@@ -4951,6 +4930,7 @@
           <w:ilvl w:val="0"/>
           <w:numId w:val="1005"/>
         </w:numPr>
+        <w:ind w:firstLine="420"/>
       </w:pPr>
       <w:r>
         <w:rPr>
@@ -4979,28 +4959,13 @@
     </w:p>
     <w:p>
       <w:pPr>
-        <w:spacing w:before="0" w:after="0"/>
-      </w:pPr>
-    </w:p>
-    <w:p>
-      <w:pPr>
-        <w:spacing w:before="0" w:after="0"/>
-      </w:pPr>
-    </w:p>
-    <w:p>
-      <w:pPr>
-        <w:spacing w:before="0" w:after="0"/>
-      </w:pPr>
-    </w:p>
-    <w:p>
-      <w:pPr>
-        <w:spacing w:before="0" w:after="0"/>
-      </w:pPr>
-    </w:p>
-    <w:p>
-      <w:pPr>
-        <w:spacing w:before="0" w:after="0"/>
-      </w:pPr>
+        <w:spacing w:before="160" w:after="80"/>
+      </w:pPr>
+      <w:r>
+        <w:pict>
+          <v:rect style="width:0;height:1.5pt" o:hralign="center" o:hrstd="t" o:hr="t"/>
+        </w:pict>
+      </w:r>
     </w:p>
     <w:p>
       <w:pPr>
@@ -5041,6 +5006,7 @@
     <w:p>
       <w:pPr>
         <w:pStyle w:val="FirstParagraph"/>
+        <w:ind w:firstLine="420"/>
       </w:pPr>
       <w:r>
         <w:rPr>
@@ -5254,6 +5220,7 @@
           <w:ilvl w:val="0"/>
           <w:numId w:val="1006"/>
         </w:numPr>
+        <w:ind w:firstLine="420"/>
       </w:pPr>
       <w:r>
         <w:rPr>
@@ -5356,6 +5323,7 @@
           <w:ilvl w:val="0"/>
           <w:numId w:val="1006"/>
         </w:numPr>
+        <w:ind w:firstLine="420"/>
       </w:pPr>
       <w:r>
         <w:rPr>
@@ -5473,6 +5441,7 @@
           <w:ilvl w:val="0"/>
           <w:numId w:val="1006"/>
         </w:numPr>
+        <w:ind w:firstLine="420"/>
       </w:pPr>
       <w:r>
         <w:rPr>
@@ -5584,7 +5553,7 @@
         </w:rPr>
         <w:drawing>
           <wp:inline>
-            <wp:extent cx="3599999" cy="2261617"/>
+            <wp:extent cx="3600000" cy="2261617"/>
             <wp:effectExtent b="0" l="0" r="0" t="0"/>
             <wp:docPr descr="" title="" id="26" name="Picture"/>
             <a:graphic>
@@ -5605,7 +5574,7 @@
                   <pic:spPr bwMode="auto">
                     <a:xfrm>
                       <a:off x="0" y="0"/>
-                      <a:ext cx="3599999" cy="2261617"/>
+                      <a:ext cx="3600000" cy="2261617"/>
                     </a:xfrm>
                     <a:prstGeom prst="rect">
                       <a:avLst/>
@@ -5626,43 +5595,13 @@
     </w:p>
     <w:p>
       <w:pPr>
-        <w:spacing w:before="0" w:after="0"/>
-      </w:pPr>
-    </w:p>
-    <w:p>
-      <w:pPr>
-        <w:spacing w:before="0" w:after="0"/>
-      </w:pPr>
-    </w:p>
-    <w:p>
-      <w:pPr>
-        <w:spacing w:before="0" w:after="0"/>
-      </w:pPr>
-    </w:p>
-    <w:p>
-      <w:pPr>
-        <w:spacing w:before="0" w:after="0"/>
-      </w:pPr>
-    </w:p>
-    <w:p>
-      <w:pPr>
-        <w:spacing w:before="0" w:after="0"/>
-      </w:pPr>
-    </w:p>
-    <w:p>
-      <w:pPr>
-        <w:spacing w:before="0" w:after="0"/>
-      </w:pPr>
-    </w:p>
-    <w:p>
-      <w:pPr>
-        <w:spacing w:before="0" w:after="0"/>
-      </w:pPr>
-    </w:p>
-    <w:p>
-      <w:pPr>
-        <w:spacing w:before="0" w:after="0"/>
-      </w:pPr>
+        <w:spacing w:before="160" w:after="80"/>
+      </w:pPr>
+      <w:r>
+        <w:pict>
+          <v:rect style="width:0;height:1.5pt" o:hralign="center" o:hrstd="t" o:hr="t"/>
+        </w:pict>
+      </w:r>
     </w:p>
     <w:p>
       <w:pPr>
@@ -5703,6 +5642,7 @@
     <w:p>
       <w:pPr>
         <w:pStyle w:val="FirstParagraph"/>
+        <w:ind w:firstLine="420"/>
       </w:pPr>
       <w:r>
         <w:rPr>
@@ -5872,6 +5812,7 @@
           <w:ilvl w:val="0"/>
           <w:numId w:val="1007"/>
         </w:numPr>
+        <w:ind w:firstLine="420"/>
       </w:pPr>
       <w:r>
         <w:rPr>
@@ -5984,6 +5925,7 @@
           <w:ilvl w:val="0"/>
           <w:numId w:val="1007"/>
         </w:numPr>
+        <w:ind w:firstLine="420"/>
       </w:pPr>
       <w:r>
         <w:rPr>
@@ -6124,6 +6066,7 @@
           <w:ilvl w:val="0"/>
           <w:numId w:val="1008"/>
         </w:numPr>
+        <w:ind w:firstLine="420"/>
       </w:pPr>
       <w:r>
         <w:rPr>
@@ -6238,6 +6181,7 @@
           <w:ilvl w:val="0"/>
           <w:numId w:val="1008"/>
         </w:numPr>
+        <w:ind w:firstLine="420"/>
       </w:pPr>
       <w:r>
         <w:rPr>
@@ -6355,6 +6299,7 @@
           <w:ilvl w:val="0"/>
           <w:numId w:val="1008"/>
         </w:numPr>
+        <w:ind w:firstLine="420"/>
       </w:pPr>
       <w:r>
         <w:rPr>
@@ -6417,7 +6362,7 @@
         </w:rPr>
         <w:drawing>
           <wp:inline>
-            <wp:extent cx="3599999" cy="2261617"/>
+            <wp:extent cx="3600000" cy="2261617"/>
             <wp:effectExtent b="0" l="0" r="0" t="0"/>
             <wp:docPr descr="" title="" id="29" name="Picture"/>
             <a:graphic>
@@ -6438,7 +6383,7 @@
                   <pic:spPr bwMode="auto">
                     <a:xfrm>
                       <a:off x="0" y="0"/>
-                      <a:ext cx="3599999" cy="2261617"/>
+                      <a:ext cx="3600000" cy="2261617"/>
                     </a:xfrm>
                     <a:prstGeom prst="rect">
                       <a:avLst/>
@@ -6459,43 +6404,13 @@
     </w:p>
     <w:p>
       <w:pPr>
-        <w:spacing w:before="0" w:after="0"/>
-      </w:pPr>
-    </w:p>
-    <w:p>
-      <w:pPr>
-        <w:spacing w:before="0" w:after="0"/>
-      </w:pPr>
-    </w:p>
-    <w:p>
-      <w:pPr>
-        <w:spacing w:before="0" w:after="0"/>
-      </w:pPr>
-    </w:p>
-    <w:p>
-      <w:pPr>
-        <w:spacing w:before="0" w:after="0"/>
-      </w:pPr>
-    </w:p>
-    <w:p>
-      <w:pPr>
-        <w:spacing w:before="0" w:after="0"/>
-      </w:pPr>
-    </w:p>
-    <w:p>
-      <w:pPr>
-        <w:spacing w:before="0" w:after="0"/>
-      </w:pPr>
-    </w:p>
-    <w:p>
-      <w:pPr>
-        <w:spacing w:before="0" w:after="0"/>
-      </w:pPr>
-    </w:p>
-    <w:p>
-      <w:pPr>
-        <w:spacing w:before="0" w:after="0"/>
-      </w:pPr>
+        <w:spacing w:before="160" w:after="80"/>
+      </w:pPr>
+      <w:r>
+        <w:pict>
+          <v:rect style="width:0;height:1.5pt" o:hralign="center" o:hrstd="t" o:hr="t"/>
+        </w:pict>
+      </w:r>
     </w:p>
     <w:p>
       <w:pPr>
@@ -6536,6 +6451,7 @@
     <w:p>
       <w:pPr>
         <w:pStyle w:val="FirstParagraph"/>
+        <w:ind w:firstLine="420"/>
       </w:pPr>
       <w:r>
         <w:rPr>
@@ -6681,6 +6597,7 @@
           <w:ilvl w:val="0"/>
           <w:numId w:val="1009"/>
         </w:numPr>
+        <w:ind w:firstLine="420"/>
       </w:pPr>
       <w:r>
         <w:rPr>
@@ -6754,6 +6671,7 @@
           <w:ilvl w:val="0"/>
           <w:numId w:val="1009"/>
         </w:numPr>
+        <w:ind w:firstLine="420"/>
       </w:pPr>
       <w:r>
         <w:rPr>
@@ -6823,6 +6741,7 @@
     <w:p>
       <w:pPr>
         <w:pStyle w:val="FirstParagraph"/>
+        <w:ind w:firstLine="420"/>
       </w:pPr>
       <w:r>
         <w:rPr>
@@ -6937,6 +6856,7 @@
           <w:ilvl w:val="0"/>
           <w:numId w:val="1010"/>
         </w:numPr>
+        <w:ind w:firstLine="420"/>
       </w:pPr>
       <w:r>
         <w:rPr>
@@ -7003,6 +6923,7 @@
           <w:ilvl w:val="0"/>
           <w:numId w:val="1010"/>
         </w:numPr>
+        <w:ind w:firstLine="420"/>
       </w:pPr>
       <w:r>
         <w:rPr>
@@ -7137,6 +7058,7 @@
           <w:ilvl w:val="0"/>
           <w:numId w:val="1010"/>
         </w:numPr>
+        <w:ind w:firstLine="420"/>
       </w:pPr>
       <w:r>
         <w:rPr>
@@ -7265,7 +7187,7 @@
         </w:rPr>
         <w:drawing>
           <wp:inline>
-            <wp:extent cx="3599999" cy="2225242"/>
+            <wp:extent cx="3600000" cy="2225242"/>
             <wp:effectExtent b="0" l="0" r="0" t="0"/>
             <wp:docPr descr="" title="" id="33" name="Picture"/>
             <a:graphic>
@@ -7286,7 +7208,7 @@
                   <pic:spPr bwMode="auto">
                     <a:xfrm>
                       <a:off x="0" y="0"/>
-                      <a:ext cx="3599999" cy="2225242"/>
+                      <a:ext cx="3600000" cy="2225242"/>
                     </a:xfrm>
                     <a:prstGeom prst="rect">
                       <a:avLst/>
@@ -7307,43 +7229,13 @@
     </w:p>
     <w:p>
       <w:pPr>
-        <w:spacing w:before="0" w:after="0"/>
-      </w:pPr>
-    </w:p>
-    <w:p>
-      <w:pPr>
-        <w:spacing w:before="0" w:after="0"/>
-      </w:pPr>
-    </w:p>
-    <w:p>
-      <w:pPr>
-        <w:spacing w:before="0" w:after="0"/>
-      </w:pPr>
-    </w:p>
-    <w:p>
-      <w:pPr>
-        <w:spacing w:before="0" w:after="0"/>
-      </w:pPr>
-    </w:p>
-    <w:p>
-      <w:pPr>
-        <w:spacing w:before="0" w:after="0"/>
-      </w:pPr>
-    </w:p>
-    <w:p>
-      <w:pPr>
-        <w:spacing w:before="0" w:after="0"/>
-      </w:pPr>
-    </w:p>
-    <w:p>
-      <w:pPr>
-        <w:spacing w:before="0" w:after="0"/>
-      </w:pPr>
-    </w:p>
-    <w:p>
-      <w:pPr>
-        <w:spacing w:before="0" w:after="0"/>
-      </w:pPr>
+        <w:spacing w:before="160" w:after="80"/>
+      </w:pPr>
+      <w:r>
+        <w:pict>
+          <v:rect style="width:0;height:1.5pt" o:hralign="center" o:hrstd="t" o:hr="t"/>
+        </w:pict>
+      </w:r>
     </w:p>
     <w:p>
       <w:pPr>
@@ -7384,6 +7276,7 @@
     <w:p>
       <w:pPr>
         <w:pStyle w:val="FirstParagraph"/>
+        <w:ind w:firstLine="420"/>
       </w:pPr>
       <w:r>
         <w:rPr>
@@ -7565,6 +7458,7 @@
     <w:p>
       <w:pPr>
         <w:pStyle w:val="BodyText"/>
+        <w:ind w:firstLine="420"/>
       </w:pPr>
       <w:r>
         <w:rPr>
@@ -7996,6 +7890,7 @@
     <w:p>
       <w:pPr>
         <w:pStyle w:val="BodyText"/>
+        <w:ind w:firstLine="420"/>
       </w:pPr>
       <w:r>
         <w:rPr>
@@ -8136,6 +8031,7 @@
     <w:p>
       <w:pPr>
         <w:pStyle w:val="BodyText"/>
+        <w:ind w:firstLine="420"/>
       </w:pPr>
       <w:r>
         <w:rPr>
@@ -8363,6 +8259,7 @@
     <w:p>
       <w:pPr>
         <w:pStyle w:val="BodyText"/>
+        <w:ind w:firstLine="420"/>
       </w:pPr>
       <w:r>
         <w:rPr>
@@ -8370,7 +8267,7 @@
           <w:b/>
           <w:bCs/>
         </w:rPr>
-        <w:t xml:space="preserve">6-4 </w:t>
+        <w:t xml:space="preserve">(4) </w:t>
       </w:r>
       <w:r>
         <w:rPr>
@@ -8400,6 +8297,7 @@
     <w:p>
       <w:pPr>
         <w:pStyle w:val="BodyText"/>
+        <w:ind w:firstLine="420"/>
       </w:pPr>
       <m:oMath>
         <m:oMathPr>
@@ -8511,6 +8409,7 @@
     <w:p>
       <w:pPr>
         <w:pStyle w:val="BodyText"/>
+        <w:ind w:firstLine="420"/>
       </w:pPr>
       <w:r>
         <w:rPr>
@@ -8518,7 +8417,7 @@
           <w:b/>
           <w:bCs/>
         </w:rPr>
-        <w:t xml:space="preserve">6-5 </w:t>
+        <w:t xml:space="preserve">(5) </w:t>
       </w:r>
       <w:r>
         <w:rPr>
@@ -8548,6 +8447,7 @@
     <w:p>
       <w:pPr>
         <w:pStyle w:val="BodyText"/>
+        <w:ind w:firstLine="420"/>
       </w:pPr>
       <w:r>
         <w:rPr>
@@ -8708,6 +8608,7 @@
     <w:p>
       <w:pPr>
         <w:pStyle w:val="BodyText"/>
+        <w:ind w:firstLine="420"/>
       </w:pPr>
       <w:r>
         <w:rPr>
@@ -9164,43 +9065,13 @@
     </w:p>
     <w:p>
       <w:pPr>
-        <w:spacing w:before="0" w:after="0"/>
-      </w:pPr>
-    </w:p>
-    <w:p>
-      <w:pPr>
-        <w:spacing w:before="0" w:after="0"/>
-      </w:pPr>
-    </w:p>
-    <w:p>
-      <w:pPr>
-        <w:spacing w:before="0" w:after="0"/>
-      </w:pPr>
-    </w:p>
-    <w:p>
-      <w:pPr>
-        <w:spacing w:before="0" w:after="0"/>
-      </w:pPr>
-    </w:p>
-    <w:p>
-      <w:pPr>
-        <w:spacing w:before="0" w:after="0"/>
-      </w:pPr>
-    </w:p>
-    <w:p>
-      <w:pPr>
-        <w:spacing w:before="0" w:after="0"/>
-      </w:pPr>
-    </w:p>
-    <w:p>
-      <w:pPr>
-        <w:spacing w:before="0" w:after="0"/>
-      </w:pPr>
-    </w:p>
-    <w:p>
-      <w:pPr>
-        <w:spacing w:before="0" w:after="0"/>
-      </w:pPr>
+        <w:spacing w:before="160" w:after="80"/>
+      </w:pPr>
+      <w:r>
+        <w:pict>
+          <v:rect style="width:0;height:1.5pt" o:hralign="center" o:hrstd="t" o:hr="t"/>
+        </w:pict>
+      </w:r>
     </w:p>
     <w:p>
       <w:pPr>
@@ -9241,6 +9112,7 @@
     <w:p>
       <w:pPr>
         <w:pStyle w:val="FirstParagraph"/>
+        <w:ind w:firstLine="420"/>
       </w:pPr>
       <w:r>
         <w:rPr>
@@ -9353,6 +9225,7 @@
     <w:p>
       <w:pPr>
         <w:pStyle w:val="BodyText"/>
+        <w:ind w:firstLine="420"/>
       </w:pPr>
       <w:r>
         <w:rPr>
@@ -9546,6 +9419,7 @@
     <w:p>
       <w:pPr>
         <w:pStyle w:val="BodyText"/>
+        <w:ind w:firstLine="420"/>
       </w:pPr>
       <w:r>
         <w:rPr>
@@ -9858,6 +9732,7 @@
     <w:p>
       <w:pPr>
         <w:pStyle w:val="FirstParagraph"/>
+        <w:ind w:firstLine="420"/>
       </w:pPr>
       <w:r>
         <w:rPr>
@@ -9971,6 +9846,7 @@
     <w:p>
       <w:pPr>
         <w:pStyle w:val="BodyText"/>
+        <w:ind w:firstLine="420"/>
       </w:pPr>
       <w:r>
         <w:rPr>
@@ -10116,6 +9992,7 @@
     <w:p>
       <w:pPr>
         <w:pStyle w:val="FirstParagraph"/>
+        <w:ind w:firstLine="420"/>
       </w:pPr>
       <w:r>
         <w:rPr>
@@ -10259,14 +10136,12 @@
     </w:p>
     <w:p>
       <w:pPr>
-        <w:pStyle w:val="BodyText"/>
-      </w:pPr>
-      <w:r>
-        <w:rPr>
-          <w:rFonts w:ascii="Times New Roman" w:hAnsi="Times New Roman" w:eastAsia="Times New Roman" w:cs="Times New Roman"/>
-        </w:rPr>
-        <w:t xml:space="preserve">3-1 </w:t>
-      </w:r>
+        <w:numPr>
+          <w:ilvl w:val="0"/>
+          <w:numId w:val="1011"/>
+        </w:numPr>
+        <w:ind w:firstLine="420"/>
+      </w:pPr>
       <w:r>
         <w:rPr>
           <w:rFonts w:hint="eastAsia" w:ascii="Times New Roman" w:hAnsi="Times New Roman" w:eastAsia="FangSong" w:cs="Times New Roman"/>
@@ -10318,14 +10193,12 @@
     </w:p>
     <w:p>
       <w:pPr>
-        <w:pStyle w:val="BodyText"/>
-      </w:pPr>
-      <w:r>
-        <w:rPr>
-          <w:rFonts w:ascii="Times New Roman" w:hAnsi="Times New Roman" w:eastAsia="Times New Roman" w:cs="Times New Roman"/>
-        </w:rPr>
-        <w:t xml:space="preserve">3-2 </w:t>
-      </w:r>
+        <w:numPr>
+          <w:ilvl w:val="0"/>
+          <w:numId w:val="1011"/>
+        </w:numPr>
+        <w:ind w:firstLine="420"/>
+      </w:pPr>
       <w:r>
         <w:rPr>
           <w:rFonts w:hint="eastAsia" w:ascii="Times New Roman" w:hAnsi="Times New Roman" w:eastAsia="FangSong" w:cs="Times New Roman"/>
@@ -10421,7 +10294,7 @@
         <m:sSub>
           <m:e>
             <m:r>
-              <m:t xml:space="preserve"> </m:t>
+              <m:t>​</m:t>
             </m:r>
           </m:e>
           <m:sub>
@@ -10464,14 +10337,12 @@
     </w:p>
     <w:p>
       <w:pPr>
-        <w:pStyle w:val="BodyText"/>
-      </w:pPr>
-      <w:r>
-        <w:rPr>
-          <w:rFonts w:ascii="Times New Roman" w:hAnsi="Times New Roman" w:eastAsia="Times New Roman" w:cs="Times New Roman"/>
-        </w:rPr>
-        <w:t xml:space="preserve">3-3 </w:t>
-      </w:r>
+        <w:numPr>
+          <w:ilvl w:val="0"/>
+          <w:numId w:val="1011"/>
+        </w:numPr>
+        <w:ind w:firstLine="420"/>
+      </w:pPr>
       <w:r>
         <w:rPr>
           <w:rFonts w:hint="eastAsia" w:ascii="Times New Roman" w:hAnsi="Times New Roman" w:eastAsia="FangSong" w:cs="Times New Roman"/>
@@ -10567,7 +10438,7 @@
         <m:sSub>
           <m:e>
             <m:r>
-              <m:t xml:space="preserve"> </m:t>
+              <m:t>​</m:t>
             </m:r>
           </m:e>
           <m:sub>
@@ -10598,13 +10469,14 @@
     </w:p>
     <w:p>
       <w:pPr>
-        <w:pStyle w:val="BodyText"/>
-      </w:pPr>
-      <w:r>
-        <w:rPr>
-          <w:rFonts w:ascii="Times New Roman" w:hAnsi="Times New Roman" w:eastAsia="Times New Roman" w:cs="Times New Roman"/>
-        </w:rPr>
-        <w:t xml:space="preserve">3-3-1 </w:t>
+        <w:pStyle w:val="FirstParagraph"/>
+        <w:ind w:firstLine="420"/>
+      </w:pPr>
+      <w:r>
+        <w:rPr>
+          <w:rFonts w:ascii="Times New Roman" w:hAnsi="Times New Roman" w:eastAsia="Times New Roman" w:cs="Times New Roman"/>
+        </w:rPr>
+        <w:t xml:space="preserve">(3)① </w:t>
       </w:r>
       <w:r>
         <w:rPr>
@@ -10669,12 +10541,13 @@
     <w:p>
       <w:pPr>
         <w:pStyle w:val="BodyText"/>
-      </w:pPr>
-      <w:r>
-        <w:rPr>
-          <w:rFonts w:ascii="Times New Roman" w:hAnsi="Times New Roman" w:eastAsia="Times New Roman" w:cs="Times New Roman"/>
-        </w:rPr>
-        <w:t xml:space="preserve">3-3-2 </w:t>
+        <w:ind w:firstLine="420"/>
+      </w:pPr>
+      <w:r>
+        <w:rPr>
+          <w:rFonts w:ascii="Times New Roman" w:hAnsi="Times New Roman" w:eastAsia="Times New Roman" w:cs="Times New Roman"/>
+        </w:rPr>
+        <w:t xml:space="preserve">(3)② </w:t>
       </w:r>
       <w:r>
         <w:rPr>
@@ -10815,12 +10688,13 @@
     <w:p>
       <w:pPr>
         <w:pStyle w:val="BodyText"/>
-      </w:pPr>
-      <w:r>
-        <w:rPr>
-          <w:rFonts w:ascii="Times New Roman" w:hAnsi="Times New Roman" w:eastAsia="Times New Roman" w:cs="Times New Roman"/>
-        </w:rPr>
-        <w:t xml:space="preserve">3-3-3 </w:t>
+        <w:ind w:firstLine="420"/>
+      </w:pPr>
+      <w:r>
+        <w:rPr>
+          <w:rFonts w:ascii="Times New Roman" w:hAnsi="Times New Roman" w:eastAsia="Times New Roman" w:cs="Times New Roman"/>
+        </w:rPr>
+        <w:t xml:space="preserve">(3)③ </w:t>
       </w:r>
       <w:r>
         <w:rPr>
@@ -10849,43 +10723,13 @@
     </w:p>
     <w:p>
       <w:pPr>
-        <w:spacing w:before="0" w:after="0"/>
-      </w:pPr>
-    </w:p>
-    <w:p>
-      <w:pPr>
-        <w:spacing w:before="0" w:after="0"/>
-      </w:pPr>
-    </w:p>
-    <w:p>
-      <w:pPr>
-        <w:spacing w:before="0" w:after="0"/>
-      </w:pPr>
-    </w:p>
-    <w:p>
-      <w:pPr>
-        <w:spacing w:before="0" w:after="0"/>
-      </w:pPr>
-    </w:p>
-    <w:p>
-      <w:pPr>
-        <w:spacing w:before="0" w:after="0"/>
-      </w:pPr>
-    </w:p>
-    <w:p>
-      <w:pPr>
-        <w:spacing w:before="0" w:after="0"/>
-      </w:pPr>
-    </w:p>
-    <w:p>
-      <w:pPr>
-        <w:spacing w:before="0" w:after="0"/>
-      </w:pPr>
-    </w:p>
-    <w:p>
-      <w:pPr>
-        <w:spacing w:before="0" w:after="0"/>
-      </w:pPr>
+        <w:spacing w:before="160" w:after="80"/>
+      </w:pPr>
+      <w:r>
+        <w:pict>
+          <v:rect style="width:0;height:1.5pt" o:hralign="center" o:hrstd="t" o:hr="t"/>
+        </w:pict>
+      </w:r>
     </w:p>
     <w:p>
       <w:pPr>
@@ -10926,6 +10770,7 @@
     <w:p>
       <w:pPr>
         <w:pStyle w:val="FirstParagraph"/>
+        <w:ind w:firstLine="420"/>
       </w:pPr>
       <w:r>
         <w:rPr>
@@ -11030,6 +10875,7 @@
     <w:p>
       <w:pPr>
         <w:pStyle w:val="BodyText"/>
+        <w:ind w:firstLine="420"/>
       </w:pPr>
       <w:r>
         <w:rPr>
@@ -11210,7 +11056,7 @@
         </w:rPr>
         <w:drawing>
           <wp:inline>
-            <wp:extent cx="3599995" cy="658590"/>
+            <wp:extent cx="3600000" cy="658590"/>
             <wp:effectExtent b="0" l="0" r="0" t="0"/>
             <wp:docPr descr="" title="" id="39" name="Picture"/>
             <a:graphic>
@@ -11231,7 +11077,7 @@
                   <pic:spPr bwMode="auto">
                     <a:xfrm>
                       <a:off x="0" y="0"/>
-                      <a:ext cx="3599995" cy="658590"/>
+                      <a:ext cx="3600000" cy="658590"/>
                     </a:xfrm>
                     <a:prstGeom prst="rect">
                       <a:avLst/>
@@ -11252,14 +11098,12 @@
     </w:p>
     <w:p>
       <w:pPr>
-        <w:pStyle w:val="BodyText"/>
-      </w:pPr>
-      <w:r>
-        <w:rPr>
-          <w:rFonts w:ascii="Times New Roman" w:hAnsi="Times New Roman" w:eastAsia="Times New Roman" w:cs="Times New Roman"/>
-        </w:rPr>
-        <w:t xml:space="preserve">4-1 </w:t>
-      </w:r>
+        <w:numPr>
+          <w:ilvl w:val="0"/>
+          <w:numId w:val="1012"/>
+        </w:numPr>
+        <w:ind w:firstLine="420"/>
+      </w:pPr>
       <w:r>
         <w:rPr>
           <w:rFonts w:hint="eastAsia" w:ascii="Times New Roman" w:hAnsi="Times New Roman" w:eastAsia="FangSong" w:cs="Times New Roman"/>
@@ -11568,14 +11412,12 @@
     </w:p>
     <w:p>
       <w:pPr>
-        <w:pStyle w:val="BodyText"/>
-      </w:pPr>
-      <w:r>
-        <w:rPr>
-          <w:rFonts w:ascii="Times New Roman" w:hAnsi="Times New Roman" w:eastAsia="Times New Roman" w:cs="Times New Roman"/>
-        </w:rPr>
-        <w:t xml:space="preserve">4-2 </w:t>
-      </w:r>
+        <w:numPr>
+          <w:ilvl w:val="0"/>
+          <w:numId w:val="1012"/>
+        </w:numPr>
+        <w:ind w:firstLine="420"/>
+      </w:pPr>
       <w:r>
         <w:rPr>
           <w:rFonts w:hint="eastAsia" w:ascii="Times New Roman" w:hAnsi="Times New Roman" w:eastAsia="FangSong" w:cs="Times New Roman"/>
@@ -11603,43 +11445,13 @@
     </w:p>
     <w:p>
       <w:pPr>
-        <w:spacing w:before="0" w:after="0"/>
-      </w:pPr>
-    </w:p>
-    <w:p>
-      <w:pPr>
-        <w:spacing w:before="0" w:after="0"/>
-      </w:pPr>
-    </w:p>
-    <w:p>
-      <w:pPr>
-        <w:spacing w:before="0" w:after="0"/>
-      </w:pPr>
-    </w:p>
-    <w:p>
-      <w:pPr>
-        <w:spacing w:before="0" w:after="0"/>
-      </w:pPr>
-    </w:p>
-    <w:p>
-      <w:pPr>
-        <w:spacing w:before="0" w:after="0"/>
-      </w:pPr>
-    </w:p>
-    <w:p>
-      <w:pPr>
-        <w:spacing w:before="0" w:after="0"/>
-      </w:pPr>
-    </w:p>
-    <w:p>
-      <w:pPr>
-        <w:spacing w:before="0" w:after="0"/>
-      </w:pPr>
-    </w:p>
-    <w:p>
-      <w:pPr>
-        <w:spacing w:before="0" w:after="0"/>
-      </w:pPr>
+        <w:spacing w:before="160" w:after="80"/>
+      </w:pPr>
+      <w:r>
+        <w:pict>
+          <v:rect style="width:0;height:1.5pt" o:hralign="center" o:hrstd="t" o:hr="t"/>
+        </w:pict>
+      </w:r>
     </w:p>
     <w:p>
       <w:pPr>
@@ -11680,6 +11492,7 @@
     <w:p>
       <w:pPr>
         <w:pStyle w:val="FirstParagraph"/>
+        <w:ind w:firstLine="420"/>
       </w:pPr>
       <w:r>
         <w:rPr>
@@ -11877,28 +11690,13 @@
     </w:p>
     <w:p>
       <w:pPr>
-        <w:spacing w:before="0" w:after="0"/>
-      </w:pPr>
-    </w:p>
-    <w:p>
-      <w:pPr>
-        <w:spacing w:before="0" w:after="0"/>
-      </w:pPr>
-    </w:p>
-    <w:p>
-      <w:pPr>
-        <w:spacing w:before="0" w:after="0"/>
-      </w:pPr>
-    </w:p>
-    <w:p>
-      <w:pPr>
-        <w:spacing w:before="0" w:after="0"/>
-      </w:pPr>
-    </w:p>
-    <w:p>
-      <w:pPr>
-        <w:spacing w:before="0" w:after="0"/>
-      </w:pPr>
+        <w:spacing w:before="160" w:after="80"/>
+      </w:pPr>
+      <w:r>
+        <w:pict>
+          <v:rect style="width:0;height:1.5pt" o:hralign="center" o:hrstd="t" o:hr="t"/>
+        </w:pict>
+      </w:r>
     </w:p>
     <w:p>
       <w:pPr>
@@ -11939,6 +11737,7 @@
     <w:p>
       <w:pPr>
         <w:pStyle w:val="FirstParagraph"/>
+        <w:ind w:firstLine="420"/>
       </w:pPr>
       <w:r>
         <w:rPr>
@@ -12116,7 +11915,6 @@
     <w:p>
       <w:pPr>
         <w:pStyle w:val="BodyText"/>
-        <w:spacing w:before="0" w:after="0"/>
       </w:pPr>
       <w:r>
         <w:rPr>
@@ -12258,7 +12056,6 @@
     <w:p>
       <w:pPr>
         <w:pStyle w:val="BodyText"/>
-        <w:spacing w:before="0" w:after="0"/>
       </w:pPr>
       <w:r>
         <w:rPr>
@@ -12412,7 +12209,6 @@
     <w:p>
       <w:pPr>
         <w:pStyle w:val="BodyText"/>
-        <w:spacing w:before="0" w:after="0"/>
       </w:pPr>
       <w:r>
         <w:rPr>
@@ -12560,7 +12356,6 @@
     <w:p>
       <w:pPr>
         <w:pStyle w:val="BodyText"/>
-        <w:spacing w:before="0" w:after="0"/>
       </w:pPr>
       <w:r>
         <w:rPr>
@@ -12701,13 +12496,13 @@
     </w:p>
     <w:p>
       <w:pPr>
-        <w:spacing w:before="0" w:after="0"/>
-      </w:pPr>
-    </w:p>
-    <w:p>
-      <w:pPr>
-        <w:spacing w:before="0" w:after="0"/>
-      </w:pPr>
+        <w:spacing w:before="160" w:after="80"/>
+      </w:pPr>
+      <w:r>
+        <w:pict>
+          <v:rect style="width:0;height:1.5pt" o:hralign="center" o:hrstd="t" o:hr="t"/>
+        </w:pict>
+      </w:r>
     </w:p>
     <w:p>
       <w:pPr>
@@ -12748,6 +12543,7 @@
     <w:p>
       <w:pPr>
         <w:pStyle w:val="FirstParagraph"/>
+        <w:ind w:firstLine="420"/>
       </w:pPr>
       <w:r>
         <w:rPr>
@@ -13277,9 +13073,10 @@
         <w:pStyle w:val="Compact"/>
         <w:numPr>
           <w:ilvl w:val="0"/>
-          <w:numId w:val="1011"/>
+          <w:numId w:val="1013"/>
         </w:numPr>
         <w:spacing w:after="80"/>
+        <w:ind w:firstLine="420"/>
       </w:pPr>
       <w:r>
         <w:rPr>
@@ -13375,15 +13172,16 @@
         <w:tblStyle w:val="Table"/>
         <w:tblW w:type="pct" w:w="5000"/>
         <w:tblLayout w:type="fixed"/>
+        <w:tblLook w:firstRow="1" w:lastRow="0" w:firstColumn="0" w:lastColumn="0" w:noHBand="0" w:noVBand="0" w:val="0020"/>
+        <w:jc w:val="center"/>
         <w:tblBorders>
           <w:top w:val="single" w:sz="12" w:space="0" w:color="000000"/>
-          <w:left w:val="none" w:sz="0" w:space="0" w:color="auto"/>
           <w:bottom w:val="single" w:sz="12" w:space="0" w:color="000000"/>
-          <w:right w:val="none" w:sz="0" w:space="0" w:color="auto"/>
-          <w:insideH w:val="none" w:sz="0" w:space="0" w:color="auto"/>
-          <w:insideV w:val="none" w:sz="0" w:space="0" w:color="auto"/>
+          <w:left w:val="none"/>
+          <w:right w:val="none"/>
+          <w:insideH w:val="none"/>
+          <w:insideV w:val="none"/>
         </w:tblBorders>
-        <w:tblLook w:firstRow="1" w:lastRow="0" w:firstColumn="0" w:lastColumn="0" w:noHBand="0" w:noVBand="0" w:val="0020"/>
       </w:tblPr>
       <w:tblGrid>
         <w:gridCol w:w="1320"/>
@@ -13400,7 +13198,7 @@
         <w:tc>
           <w:tcPr>
             <w:tcBorders>
-              <w:bottom w:val="single" w:sz="8" w:space="0" w:color="000000"/>
+              <w:bottom w:val="single" w:sz="6" w:space="0" w:color="000000"/>
             </w:tcBorders>
           </w:tcPr>
           <w:p>
@@ -13462,7 +13260,7 @@
         <w:tc>
           <w:tcPr>
             <w:tcBorders>
-              <w:bottom w:val="single" w:sz="8" w:space="0" w:color="000000"/>
+              <w:bottom w:val="single" w:sz="6" w:space="0" w:color="000000"/>
             </w:tcBorders>
           </w:tcPr>
           <w:p>
@@ -13535,7 +13333,7 @@
         <w:tc>
           <w:tcPr>
             <w:tcBorders>
-              <w:bottom w:val="single" w:sz="8" w:space="0" w:color="000000"/>
+              <w:bottom w:val="single" w:sz="6" w:space="0" w:color="000000"/>
             </w:tcBorders>
           </w:tcPr>
           <w:p>
@@ -13608,7 +13406,7 @@
         <w:tc>
           <w:tcPr>
             <w:tcBorders>
-              <w:bottom w:val="single" w:sz="8" w:space="0" w:color="000000"/>
+              <w:bottom w:val="single" w:sz="6" w:space="0" w:color="000000"/>
             </w:tcBorders>
           </w:tcPr>
           <w:p>
@@ -13669,7 +13467,7 @@
         <w:tc>
           <w:tcPr>
             <w:tcBorders>
-              <w:bottom w:val="single" w:sz="8" w:space="0" w:color="000000"/>
+              <w:bottom w:val="single" w:sz="6" w:space="0" w:color="000000"/>
             </w:tcBorders>
           </w:tcPr>
           <w:p>
@@ -13730,7 +13528,7 @@
         <w:tc>
           <w:tcPr>
             <w:tcBorders>
-              <w:bottom w:val="single" w:sz="8" w:space="0" w:color="000000"/>
+              <w:bottom w:val="single" w:sz="6" w:space="0" w:color="000000"/>
             </w:tcBorders>
           </w:tcPr>
           <w:p>
@@ -13857,9 +13655,10 @@
         <w:pStyle w:val="Compact"/>
         <w:numPr>
           <w:ilvl w:val="0"/>
-          <w:numId w:val="1012"/>
+          <w:numId w:val="1014"/>
         </w:numPr>
         <w:spacing w:before="120"/>
+        <w:ind w:firstLine="420"/>
       </w:pPr>
       <w:r>
         <w:rPr>
@@ -14095,43 +13894,13 @@
     </w:p>
     <w:p>
       <w:pPr>
-        <w:spacing w:before="0" w:after="0"/>
-      </w:pPr>
-    </w:p>
-    <w:p>
-      <w:pPr>
-        <w:spacing w:before="0" w:after="0"/>
-      </w:pPr>
-    </w:p>
-    <w:p>
-      <w:pPr>
-        <w:spacing w:before="0" w:after="0"/>
-      </w:pPr>
-    </w:p>
-    <w:p>
-      <w:pPr>
-        <w:spacing w:before="0" w:after="0"/>
-      </w:pPr>
-    </w:p>
-    <w:p>
-      <w:pPr>
-        <w:spacing w:before="0" w:after="0"/>
-      </w:pPr>
-    </w:p>
-    <w:p>
-      <w:pPr>
-        <w:spacing w:before="0" w:after="0"/>
-      </w:pPr>
-    </w:p>
-    <w:p>
-      <w:pPr>
-        <w:spacing w:before="0" w:after="0"/>
-      </w:pPr>
-    </w:p>
-    <w:p>
-      <w:pPr>
-        <w:spacing w:before="0" w:after="0"/>
-      </w:pPr>
+        <w:spacing w:before="160" w:after="80"/>
+      </w:pPr>
+      <w:r>
+        <w:pict>
+          <v:rect style="width:0;height:1.5pt" o:hralign="center" o:hrstd="t" o:hr="t"/>
+        </w:pict>
+      </w:r>
     </w:p>
     <w:p>
       <w:pPr>
@@ -14172,6 +13941,7 @@
     <w:p>
       <w:pPr>
         <w:pStyle w:val="FirstParagraph"/>
+        <w:ind w:firstLine="420"/>
       </w:pPr>
       <w:r>
         <w:rPr>
@@ -14208,8 +13978,9 @@
       <w:pPr>
         <w:numPr>
           <w:ilvl w:val="0"/>
-          <w:numId w:val="1013"/>
+          <w:numId w:val="1015"/>
         </w:numPr>
+        <w:ind w:firstLine="420"/>
       </w:pPr>
       <w:r>
         <w:rPr>
@@ -14252,8 +14023,9 @@
       <w:pPr>
         <w:numPr>
           <w:ilvl w:val="0"/>
-          <w:numId w:val="1013"/>
+          <w:numId w:val="1015"/>
         </w:numPr>
+        <w:ind w:firstLine="420"/>
       </w:pPr>
       <w:r>
         <w:rPr>
@@ -14599,28 +14371,13 @@
     </w:p>
     <w:p>
       <w:pPr>
-        <w:spacing w:before="0" w:after="0"/>
-      </w:pPr>
-    </w:p>
-    <w:p>
-      <w:pPr>
-        <w:spacing w:before="0" w:after="0"/>
-      </w:pPr>
-    </w:p>
-    <w:p>
-      <w:pPr>
-        <w:spacing w:before="0" w:after="0"/>
-      </w:pPr>
-    </w:p>
-    <w:p>
-      <w:pPr>
-        <w:spacing w:before="0" w:after="0"/>
-      </w:pPr>
-    </w:p>
-    <w:p>
-      <w:pPr>
-        <w:spacing w:before="0" w:after="0"/>
-      </w:pPr>
+        <w:spacing w:before="160" w:after="80"/>
+      </w:pPr>
+      <w:r>
+        <w:pict>
+          <v:rect style="width:0;height:1.5pt" o:hralign="center" o:hrstd="t" o:hr="t"/>
+        </w:pict>
+      </w:r>
     </w:p>
     <w:p>
       <w:pPr>
@@ -14661,6 +14418,7 @@
     <w:p>
       <w:pPr>
         <w:pStyle w:val="FirstParagraph"/>
+        <w:ind w:firstLine="420"/>
       </w:pPr>
       <w:r>
         <w:rPr>
@@ -15141,6 +14899,7 @@
     <w:p>
       <w:pPr>
         <w:pStyle w:val="BodyText"/>
+        <w:ind w:firstLine="420"/>
       </w:pPr>
       <w:r>
         <w:rPr>
@@ -15423,18 +15182,13 @@
     </w:p>
     <w:p>
       <w:pPr>
-        <w:spacing w:before="0" w:after="0"/>
-      </w:pPr>
-    </w:p>
-    <w:p>
-      <w:pPr>
-        <w:spacing w:before="0" w:after="0"/>
-      </w:pPr>
-    </w:p>
-    <w:p>
-      <w:pPr>
-        <w:spacing w:before="0" w:after="0"/>
-      </w:pPr>
+        <w:spacing w:before="160" w:after="80"/>
+      </w:pPr>
+      <w:r>
+        <w:pict>
+          <v:rect style="width:0;height:1.5pt" o:hralign="center" o:hrstd="t" o:hr="t"/>
+        </w:pict>
+      </w:r>
     </w:p>
     <w:p>
       <w:pPr>
@@ -15475,6 +15229,7 @@
     <w:p>
       <w:pPr>
         <w:pStyle w:val="FirstParagraph"/>
+        <w:ind w:firstLine="420"/>
       </w:pPr>
       <w:r>
         <w:rPr>
@@ -15493,8 +15248,9 @@
       <w:pPr>
         <w:numPr>
           <w:ilvl w:val="0"/>
-          <w:numId w:val="1014"/>
+          <w:numId w:val="1016"/>
         </w:numPr>
+        <w:ind w:firstLine="420"/>
       </w:pPr>
       <m:oMath>
         <m:oMathPr>
@@ -15698,8 +15454,9 @@
       <w:pPr>
         <w:numPr>
           <w:ilvl w:val="0"/>
-          <w:numId w:val="1014"/>
+          <w:numId w:val="1016"/>
         </w:numPr>
+        <w:ind w:firstLine="420"/>
       </w:pPr>
       <m:oMath>
         <m:oMathPr>
@@ -15903,8 +15660,9 @@
       <w:pPr>
         <w:numPr>
           <w:ilvl w:val="0"/>
-          <w:numId w:val="1014"/>
+          <w:numId w:val="1016"/>
         </w:numPr>
+        <w:ind w:firstLine="420"/>
       </w:pPr>
       <m:oMath>
         <m:oMathPr>
@@ -16132,8 +15890,9 @@
       <w:pPr>
         <w:numPr>
           <w:ilvl w:val="0"/>
-          <w:numId w:val="1014"/>
+          <w:numId w:val="1016"/>
         </w:numPr>
+        <w:ind w:firstLine="420"/>
       </w:pPr>
       <m:oMath>
         <m:oMathPr>
@@ -16365,28 +16124,13 @@
     </w:p>
     <w:p>
       <w:pPr>
-        <w:spacing w:before="0" w:after="0"/>
-      </w:pPr>
-    </w:p>
-    <w:p>
-      <w:pPr>
-        <w:spacing w:before="0" w:after="0"/>
-      </w:pPr>
-    </w:p>
-    <w:p>
-      <w:pPr>
-        <w:spacing w:before="0" w:after="0"/>
-      </w:pPr>
-    </w:p>
-    <w:p>
-      <w:pPr>
-        <w:spacing w:before="0" w:after="0"/>
-      </w:pPr>
-    </w:p>
-    <w:p>
-      <w:pPr>
-        <w:spacing w:before="0" w:after="0"/>
-      </w:pPr>
+        <w:spacing w:before="160" w:after="80"/>
+      </w:pPr>
+      <w:r>
+        <w:pict>
+          <v:rect style="width:0;height:1.5pt" o:hralign="center" o:hrstd="t" o:hr="t"/>
+        </w:pict>
+      </w:r>
     </w:p>
     <w:p>
       <w:pPr>
@@ -16427,6 +16171,7 @@
     <w:p>
       <w:pPr>
         <w:pStyle w:val="FirstParagraph"/>
+        <w:ind w:firstLine="420"/>
       </w:pPr>
       <w:r>
         <w:rPr>
@@ -16638,7 +16383,6 @@
     <w:p>
       <w:pPr>
         <w:pStyle w:val="BodyText"/>
-        <w:spacing w:before="0" w:after="0"/>
       </w:pPr>
       <w:r>
         <w:rPr>
@@ -16882,7 +16626,6 @@
     <w:p>
       <w:pPr>
         <w:pStyle w:val="BodyText"/>
-        <w:spacing w:before="0" w:after="0"/>
       </w:pPr>
       <w:r>
         <w:rPr>
@@ -17126,7 +16869,6 @@
     <w:p>
       <w:pPr>
         <w:pStyle w:val="BodyText"/>
-        <w:spacing w:before="0" w:after="0"/>
       </w:pPr>
       <w:r>
         <w:rPr>
@@ -17370,7 +17112,6 @@
     <w:p>
       <w:pPr>
         <w:pStyle w:val="BodyText"/>
-        <w:spacing w:before="0" w:after="0"/>
       </w:pPr>
       <w:r>
         <w:rPr>
@@ -17613,13 +17354,13 @@
     </w:p>
     <w:p>
       <w:pPr>
-        <w:spacing w:before="0" w:after="0"/>
-      </w:pPr>
-    </w:p>
-    <w:p>
-      <w:pPr>
-        <w:spacing w:before="0" w:after="0"/>
-      </w:pPr>
+        <w:spacing w:before="160" w:after="80"/>
+      </w:pPr>
+      <w:r>
+        <w:pict>
+          <v:rect style="width:0;height:1.5pt" o:hralign="center" o:hrstd="t" o:hr="t"/>
+        </w:pict>
+      </w:r>
     </w:p>
     <w:p>
       <w:pPr>
@@ -17660,6 +17401,7 @@
     <w:p>
       <w:pPr>
         <w:pStyle w:val="FirstParagraph"/>
+        <w:ind w:firstLine="420"/>
       </w:pPr>
       <w:r>
         <w:rPr>
@@ -17829,7 +17571,6 @@
     <w:p>
       <w:pPr>
         <w:pStyle w:val="BodyText"/>
-        <w:spacing w:before="0" w:after="0"/>
       </w:pPr>
       <w:r>
         <w:rPr>
@@ -18019,7 +17760,6 @@
     <w:p>
       <w:pPr>
         <w:pStyle w:val="BodyText"/>
-        <w:spacing w:before="0" w:after="0"/>
       </w:pPr>
       <w:r>
         <w:rPr>
@@ -18083,7 +17823,6 @@
     <w:p>
       <w:pPr>
         <w:pStyle w:val="BodyText"/>
-        <w:spacing w:before="0" w:after="0"/>
       </w:pPr>
       <w:r>
         <w:rPr>
@@ -18180,7 +17919,6 @@
     <w:p>
       <w:pPr>
         <w:pStyle w:val="BodyText"/>
-        <w:spacing w:before="0" w:after="0"/>
       </w:pPr>
       <w:r>
         <w:rPr>
@@ -18243,13 +17981,13 @@
     </w:p>
     <w:p>
       <w:pPr>
-        <w:spacing w:before="0" w:after="0"/>
-      </w:pPr>
-    </w:p>
-    <w:p>
-      <w:pPr>
-        <w:spacing w:before="0" w:after="0"/>
-      </w:pPr>
+        <w:spacing w:before="160" w:after="80"/>
+      </w:pPr>
+      <w:r>
+        <w:pict>
+          <v:rect style="width:0;height:1.5pt" o:hralign="center" o:hrstd="t" o:hr="t"/>
+        </w:pict>
+      </w:r>
     </w:p>
     <w:p>
       <w:pPr>
@@ -18290,6 +18028,7 @@
     <w:p>
       <w:pPr>
         <w:pStyle w:val="FirstParagraph"/>
+        <w:ind w:firstLine="420"/>
       </w:pPr>
       <w:r>
         <w:rPr>
@@ -18326,8 +18065,9 @@
       <w:pPr>
         <w:numPr>
           <w:ilvl w:val="0"/>
-          <w:numId w:val="1015"/>
+          <w:numId w:val="1017"/>
         </w:numPr>
+        <w:ind w:firstLine="420"/>
       </w:pPr>
       <w:r>
         <w:rPr>
@@ -18528,8 +18268,9 @@
       <w:pPr>
         <w:numPr>
           <w:ilvl w:val="0"/>
-          <w:numId w:val="1015"/>
+          <w:numId w:val="1017"/>
         </w:numPr>
+        <w:ind w:firstLine="420"/>
       </w:pPr>
       <w:r>
         <w:rPr>
@@ -18728,18 +18469,13 @@
     </w:p>
     <w:p>
       <w:pPr>
-        <w:spacing w:before="0" w:after="0"/>
-      </w:pPr>
-    </w:p>
-    <w:p>
-      <w:pPr>
-        <w:spacing w:before="0" w:after="0"/>
-      </w:pPr>
-    </w:p>
-    <w:p>
-      <w:pPr>
-        <w:spacing w:before="0" w:after="0"/>
-      </w:pPr>
+        <w:spacing w:before="160" w:after="80"/>
+      </w:pPr>
+      <w:r>
+        <w:pict>
+          <v:rect style="width:0;height:1.5pt" o:hralign="center" o:hrstd="t" o:hr="t"/>
+        </w:pict>
+      </w:r>
     </w:p>
     <w:p>
       <w:pPr>
@@ -18780,6 +18516,7 @@
     <w:p>
       <w:pPr>
         <w:pStyle w:val="FirstParagraph"/>
+        <w:ind w:firstLine="420"/>
       </w:pPr>
       <w:r>
         <w:rPr>
@@ -19087,6 +18824,7 @@
     <w:p>
       <w:pPr>
         <w:pStyle w:val="BodyText"/>
+        <w:ind w:firstLine="420"/>
       </w:pPr>
       <w:r>
         <w:rPr>
@@ -19801,28 +19539,13 @@
     </w:p>
     <w:p>
       <w:pPr>
-        <w:spacing w:before="0" w:after="0"/>
-      </w:pPr>
-    </w:p>
-    <w:p>
-      <w:pPr>
-        <w:spacing w:before="0" w:after="0"/>
-      </w:pPr>
-    </w:p>
-    <w:p>
-      <w:pPr>
-        <w:spacing w:before="0" w:after="0"/>
-      </w:pPr>
-    </w:p>
-    <w:p>
-      <w:pPr>
-        <w:spacing w:before="0" w:after="0"/>
-      </w:pPr>
-    </w:p>
-    <w:p>
-      <w:pPr>
-        <w:spacing w:before="0" w:after="0"/>
-      </w:pPr>
+        <w:spacing w:before="160" w:after="80"/>
+      </w:pPr>
+      <w:r>
+        <w:pict>
+          <v:rect style="width:0;height:1.5pt" o:hralign="center" o:hrstd="t" o:hr="t"/>
+        </w:pict>
+      </w:r>
     </w:p>
     <w:p>
       <w:pPr>
@@ -19863,6 +19586,7 @@
     <w:p>
       <w:pPr>
         <w:pStyle w:val="FirstParagraph"/>
+        <w:ind w:firstLine="420"/>
       </w:pPr>
       <w:r>
         <w:rPr>
@@ -19992,6 +19716,7 @@
     <w:p>
       <w:pPr>
         <w:pStyle w:val="BodyText"/>
+        <w:ind w:firstLine="420"/>
       </w:pPr>
       <w:r>
         <w:rPr>
@@ -20301,6 +20026,7 @@
     <w:p>
       <w:pPr>
         <w:pStyle w:val="BodyText"/>
+        <w:ind w:firstLine="420"/>
       </w:pPr>
       <w:r>
         <w:rPr>
@@ -20749,8 +20475,9 @@
       <w:pPr>
         <w:numPr>
           <w:ilvl w:val="0"/>
-          <w:numId w:val="1016"/>
+          <w:numId w:val="1018"/>
         </w:numPr>
+        <w:ind w:firstLine="420"/>
       </w:pPr>
       <w:r>
         <w:rPr>
@@ -20884,8 +20611,9 @@
       <w:pPr>
         <w:numPr>
           <w:ilvl w:val="0"/>
-          <w:numId w:val="1016"/>
+          <w:numId w:val="1018"/>
         </w:numPr>
+        <w:ind w:firstLine="420"/>
       </w:pPr>
       <w:r>
         <w:rPr>
@@ -20954,8 +20682,9 @@
       <w:pPr>
         <w:numPr>
           <w:ilvl w:val="0"/>
-          <w:numId w:val="1016"/>
+          <w:numId w:val="1018"/>
         </w:numPr>
+        <w:ind w:firstLine="420"/>
       </w:pPr>
       <w:r>
         <w:rPr>
@@ -21156,7 +20885,7 @@
         </w:rPr>
         <w:drawing>
           <wp:inline>
-            <wp:extent cx="3221564" cy="3357209"/>
+            <wp:extent cx="3240000" cy="3357209"/>
             <wp:effectExtent b="0" l="0" r="0" t="0"/>
             <wp:docPr descr="" title="" id="53" name="Picture"/>
             <a:graphic>
@@ -21177,7 +20906,7 @@
                   <pic:spPr bwMode="auto">
                     <a:xfrm>
                       <a:off x="0" y="0"/>
-                      <a:ext cx="3221564" cy="3357209"/>
+                      <a:ext cx="3240000" cy="3357209"/>
                     </a:xfrm>
                     <a:prstGeom prst="rect">
                       <a:avLst/>
@@ -21198,43 +20927,13 @@
     </w:p>
     <w:p>
       <w:pPr>
-        <w:spacing w:before="0" w:after="0"/>
-      </w:pPr>
-    </w:p>
-    <w:p>
-      <w:pPr>
-        <w:spacing w:before="0" w:after="0"/>
-      </w:pPr>
-    </w:p>
-    <w:p>
-      <w:pPr>
-        <w:spacing w:before="0" w:after="0"/>
-      </w:pPr>
-    </w:p>
-    <w:p>
-      <w:pPr>
-        <w:spacing w:before="0" w:after="0"/>
-      </w:pPr>
-    </w:p>
-    <w:p>
-      <w:pPr>
-        <w:spacing w:before="0" w:after="0"/>
-      </w:pPr>
-    </w:p>
-    <w:p>
-      <w:pPr>
-        <w:spacing w:before="0" w:after="0"/>
-      </w:pPr>
-    </w:p>
-    <w:p>
-      <w:pPr>
-        <w:spacing w:before="0" w:after="0"/>
-      </w:pPr>
-    </w:p>
-    <w:p>
-      <w:pPr>
-        <w:spacing w:before="0" w:after="0"/>
-      </w:pPr>
+        <w:spacing w:before="160" w:after="80"/>
+      </w:pPr>
+      <w:r>
+        <w:pict>
+          <v:rect style="width:0;height:1.5pt" o:hralign="center" o:hrstd="t" o:hr="t"/>
+        </w:pict>
+      </w:r>
     </w:p>
     <w:p>
       <w:pPr>
@@ -21275,6 +20974,7 @@
     <w:p>
       <w:pPr>
         <w:pStyle w:val="FirstParagraph"/>
+        <w:ind w:firstLine="420"/>
       </w:pPr>
       <w:r>
         <w:rPr>
@@ -21310,6 +21010,7 @@
     <w:p>
       <w:pPr>
         <w:pStyle w:val="BodyText"/>
+        <w:ind w:firstLine="420"/>
       </w:pPr>
       <w:r>
         <w:rPr>
@@ -21488,6 +21189,7 @@
     <w:p>
       <w:pPr>
         <w:pStyle w:val="BodyText"/>
+        <w:ind w:firstLine="420"/>
       </w:pPr>
       <w:r>
         <w:rPr>
@@ -21728,8 +21430,9 @@
       <w:pPr>
         <w:numPr>
           <w:ilvl w:val="0"/>
-          <w:numId w:val="1017"/>
+          <w:numId w:val="1019"/>
         </w:numPr>
+        <w:ind w:firstLine="420"/>
       </w:pPr>
       <w:r>
         <w:rPr>
@@ -22036,8 +21739,9 @@
       <w:pPr>
         <w:numPr>
           <w:ilvl w:val="0"/>
-          <w:numId w:val="1017"/>
+          <w:numId w:val="1019"/>
         </w:numPr>
+        <w:ind w:firstLine="420"/>
       </w:pPr>
       <w:r>
         <w:rPr>
@@ -22249,6 +21953,7 @@
     <w:p>
       <w:pPr>
         <w:pStyle w:val="FirstParagraph"/>
+        <w:ind w:firstLine="420"/>
       </w:pPr>
       <w:r>
         <w:rPr>
@@ -22308,6 +22013,7 @@
     <w:p>
       <w:pPr>
         <w:pStyle w:val="BodyText"/>
+        <w:ind w:firstLine="420"/>
       </w:pPr>
       <w:r>
         <w:rPr>
@@ -22355,6 +22061,7 @@
     <w:p>
       <w:pPr>
         <w:pStyle w:val="BodyText"/>
+        <w:ind w:firstLine="420"/>
       </w:pPr>
       <w:r>
         <w:rPr>
@@ -22401,43 +22108,13 @@
     </w:p>
     <w:p>
       <w:pPr>
-        <w:spacing w:before="0" w:after="0"/>
-      </w:pPr>
-    </w:p>
-    <w:p>
-      <w:pPr>
-        <w:spacing w:before="0" w:after="0"/>
-      </w:pPr>
-    </w:p>
-    <w:p>
-      <w:pPr>
-        <w:spacing w:before="0" w:after="0"/>
-      </w:pPr>
-    </w:p>
-    <w:p>
-      <w:pPr>
-        <w:spacing w:before="0" w:after="0"/>
-      </w:pPr>
-    </w:p>
-    <w:p>
-      <w:pPr>
-        <w:spacing w:before="0" w:after="0"/>
-      </w:pPr>
-    </w:p>
-    <w:p>
-      <w:pPr>
-        <w:spacing w:before="0" w:after="0"/>
-      </w:pPr>
-    </w:p>
-    <w:p>
-      <w:pPr>
-        <w:spacing w:before="0" w:after="0"/>
-      </w:pPr>
-    </w:p>
-    <w:p>
-      <w:pPr>
-        <w:spacing w:before="0" w:after="0"/>
-      </w:pPr>
+        <w:spacing w:before="160" w:after="80"/>
+      </w:pPr>
+      <w:r>
+        <w:pict>
+          <v:rect style="width:0;height:1.5pt" o:hralign="center" o:hrstd="t" o:hr="t"/>
+        </w:pict>
+      </w:r>
     </w:p>
     <w:p>
       <w:pPr>
@@ -22478,6 +22155,7 @@
     <w:p>
       <w:pPr>
         <w:pStyle w:val="FirstParagraph"/>
+        <w:ind w:firstLine="420"/>
       </w:pPr>
       <w:r>
         <w:rPr>
@@ -22741,7 +22419,7 @@
     <w:p>
       <w:pPr>
         <w:pStyle w:val="BodyText"/>
-        <w:spacing w:before="0" w:after="0"/>
+        <w:ind w:firstLine="420"/>
       </w:pPr>
       <w:r>
         <w:rPr>
@@ -22765,7 +22443,7 @@
     <w:p>
       <w:pPr>
         <w:pStyle w:val="BodyText"/>
-        <w:spacing w:before="0" w:after="0"/>
+        <w:ind w:firstLine="420"/>
       </w:pPr>
       <w:r>
         <w:rPr>
@@ -22844,7 +22522,7 @@
     <w:p>
       <w:pPr>
         <w:pStyle w:val="BodyText"/>
-        <w:spacing w:before="0" w:after="0"/>
+        <w:ind w:firstLine="420"/>
       </w:pPr>
       <w:r>
         <w:rPr>
@@ -22923,7 +22601,7 @@
     <w:p>
       <w:pPr>
         <w:pStyle w:val="BodyText"/>
-        <w:spacing w:before="0" w:after="0"/>
+        <w:ind w:firstLine="420"/>
       </w:pPr>
       <w:r>
         <w:rPr>
@@ -23045,13 +22723,13 @@
     </w:p>
     <w:p>
       <w:pPr>
-        <w:spacing w:before="0" w:after="0"/>
-      </w:pPr>
-    </w:p>
-    <w:p>
-      <w:pPr>
-        <w:spacing w:before="0" w:after="0"/>
-      </w:pPr>
+        <w:spacing w:before="160" w:after="80"/>
+      </w:pPr>
+      <w:r>
+        <w:pict>
+          <v:rect style="width:0;height:1.5pt" o:hralign="center" o:hrstd="t" o:hr="t"/>
+        </w:pict>
+      </w:r>
     </w:p>
     <w:p>
       <w:pPr>
@@ -23092,6 +22770,7 @@
     <w:p>
       <w:pPr>
         <w:pStyle w:val="FirstParagraph"/>
+        <w:ind w:firstLine="420"/>
       </w:pPr>
       <w:r>
         <w:rPr>
@@ -23496,6 +23175,7 @@
     <w:p>
       <w:pPr>
         <w:pStyle w:val="FirstParagraph"/>
+        <w:ind w:firstLine="420"/>
       </w:pPr>
       <w:r>
         <w:rPr>
@@ -23817,8 +23497,9 @@
       <w:pPr>
         <w:numPr>
           <w:ilvl w:val="0"/>
-          <w:numId w:val="1018"/>
+          <w:numId w:val="1020"/>
         </w:numPr>
+        <w:ind w:firstLine="420"/>
       </w:pPr>
       <w:r>
         <w:rPr>
@@ -23910,8 +23591,9 @@
       <w:pPr>
         <w:numPr>
           <w:ilvl w:val="0"/>
-          <w:numId w:val="1018"/>
+          <w:numId w:val="1020"/>
         </w:numPr>
+        <w:ind w:firstLine="420"/>
       </w:pPr>
       <w:r>
         <w:rPr>
@@ -24035,8 +23717,9 @@
       <w:pPr>
         <w:numPr>
           <w:ilvl w:val="0"/>
-          <w:numId w:val="1018"/>
+          <w:numId w:val="1020"/>
         </w:numPr>
+        <w:ind w:firstLine="420"/>
       </w:pPr>
       <w:r>
         <w:rPr>
@@ -24066,7 +23749,7 @@
         <m:sSup>
           <m:e>
             <m:r>
-              <m:t xml:space="preserve"> </m:t>
+              <m:t>​</m:t>
             </m:r>
           </m:e>
           <m:sup>
@@ -24159,28 +23842,13 @@
     </w:p>
     <w:p>
       <w:pPr>
-        <w:spacing w:before="0" w:after="0"/>
-      </w:pPr>
-    </w:p>
-    <w:p>
-      <w:pPr>
-        <w:spacing w:before="0" w:after="0"/>
-      </w:pPr>
-    </w:p>
-    <w:p>
-      <w:pPr>
-        <w:spacing w:before="0" w:after="0"/>
-      </w:pPr>
-    </w:p>
-    <w:p>
-      <w:pPr>
-        <w:spacing w:before="0" w:after="0"/>
-      </w:pPr>
-    </w:p>
-    <w:p>
-      <w:pPr>
-        <w:spacing w:before="0" w:after="0"/>
-      </w:pPr>
+        <w:spacing w:before="160" w:after="80"/>
+      </w:pPr>
+      <w:r>
+        <w:pict>
+          <v:rect style="width:0;height:1.5pt" o:hralign="center" o:hrstd="t" o:hr="t"/>
+        </w:pict>
+      </w:r>
     </w:p>
     <w:p>
       <w:pPr>
@@ -24221,6 +23889,7 @@
     <w:p>
       <w:pPr>
         <w:pStyle w:val="FirstParagraph"/>
+        <w:ind w:firstLine="420"/>
       </w:pPr>
       <w:r>
         <w:rPr>
@@ -24504,28 +24173,13 @@
     </w:p>
     <w:p>
       <w:pPr>
-        <w:spacing w:before="0" w:after="0"/>
-      </w:pPr>
-    </w:p>
-    <w:p>
-      <w:pPr>
-        <w:spacing w:before="0" w:after="0"/>
-      </w:pPr>
-    </w:p>
-    <w:p>
-      <w:pPr>
-        <w:spacing w:before="0" w:after="0"/>
-      </w:pPr>
-    </w:p>
-    <w:p>
-      <w:pPr>
-        <w:spacing w:before="0" w:after="0"/>
-      </w:pPr>
-    </w:p>
-    <w:p>
-      <w:pPr>
-        <w:spacing w:before="0" w:after="0"/>
-      </w:pPr>
+        <w:spacing w:before="160" w:after="80"/>
+      </w:pPr>
+      <w:r>
+        <w:pict>
+          <v:rect style="width:0;height:1.5pt" o:hralign="center" o:hrstd="t" o:hr="t"/>
+        </w:pict>
+      </w:r>
     </w:p>
     <w:p>
       <w:pPr>
@@ -24566,6 +24220,7 @@
     <w:p>
       <w:pPr>
         <w:pStyle w:val="FirstParagraph"/>
+        <w:ind w:firstLine="420"/>
       </w:pPr>
       <w:r>
         <w:rPr>
@@ -24908,8 +24563,9 @@
       <w:pPr>
         <w:numPr>
           <w:ilvl w:val="0"/>
-          <w:numId w:val="1019"/>
+          <w:numId w:val="1021"/>
         </w:numPr>
+        <w:ind w:firstLine="420"/>
       </w:pPr>
       <w:r>
         <w:rPr>
@@ -24928,8 +24584,9 @@
       <w:pPr>
         <w:numPr>
           <w:ilvl w:val="0"/>
-          <w:numId w:val="1019"/>
+          <w:numId w:val="1021"/>
         </w:numPr>
+        <w:ind w:firstLine="420"/>
       </w:pPr>
       <w:r>
         <w:rPr>
@@ -25013,8 +24670,9 @@
       <w:pPr>
         <w:numPr>
           <w:ilvl w:val="0"/>
-          <w:numId w:val="1019"/>
+          <w:numId w:val="1021"/>
         </w:numPr>
+        <w:ind w:firstLine="420"/>
       </w:pPr>
       <m:oMath>
         <m:r>
@@ -25157,8 +24815,9 @@
       <w:pPr>
         <w:numPr>
           <w:ilvl w:val="0"/>
-          <w:numId w:val="1019"/>
+          <w:numId w:val="1021"/>
         </w:numPr>
+        <w:ind w:firstLine="420"/>
       </w:pPr>
       <w:r>
         <w:rPr>
@@ -25235,43 +24894,13 @@
     </w:p>
     <w:p>
       <w:pPr>
-        <w:spacing w:before="0" w:after="0"/>
-      </w:pPr>
-    </w:p>
-    <w:p>
-      <w:pPr>
-        <w:spacing w:before="0" w:after="0"/>
-      </w:pPr>
-    </w:p>
-    <w:p>
-      <w:pPr>
-        <w:spacing w:before="0" w:after="0"/>
-      </w:pPr>
-    </w:p>
-    <w:p>
-      <w:pPr>
-        <w:spacing w:before="0" w:after="0"/>
-      </w:pPr>
-    </w:p>
-    <w:p>
-      <w:pPr>
-        <w:spacing w:before="0" w:after="0"/>
-      </w:pPr>
-    </w:p>
-    <w:p>
-      <w:pPr>
-        <w:spacing w:before="0" w:after="0"/>
-      </w:pPr>
-    </w:p>
-    <w:p>
-      <w:pPr>
-        <w:spacing w:before="0" w:after="0"/>
-      </w:pPr>
-    </w:p>
-    <w:p>
-      <w:pPr>
-        <w:spacing w:before="0" w:after="0"/>
-      </w:pPr>
+        <w:spacing w:before="160" w:after="80"/>
+      </w:pPr>
+      <w:r>
+        <w:pict>
+          <v:rect style="width:0;height:1.5pt" o:hralign="center" o:hrstd="t" o:hr="t"/>
+        </w:pict>
+      </w:r>
     </w:p>
     <w:p>
       <w:pPr>
@@ -25313,6 +24942,7 @@
       <w:pPr>
         <w:pStyle w:val="FirstParagraph"/>
         <w:spacing w:after="80"/>
+        <w:ind w:firstLine="420"/>
       </w:pPr>
       <w:r>
         <w:rPr>
@@ -25417,15 +25047,16 @@
       <w:tblPr>
         <w:tblStyle w:val="Table"/>
         <w:tblW w:type="auto" w:w="0"/>
+        <w:tblLook w:firstRow="1" w:lastRow="0" w:firstColumn="0" w:lastColumn="0" w:noHBand="0" w:noVBand="0" w:val="0020"/>
+        <w:jc w:val="center"/>
         <w:tblBorders>
           <w:top w:val="single" w:sz="12" w:space="0" w:color="000000"/>
-          <w:left w:val="none" w:sz="0" w:space="0" w:color="auto"/>
           <w:bottom w:val="single" w:sz="12" w:space="0" w:color="000000"/>
-          <w:right w:val="none" w:sz="0" w:space="0" w:color="auto"/>
-          <w:insideH w:val="none" w:sz="0" w:space="0" w:color="auto"/>
-          <w:insideV w:val="none" w:sz="0" w:space="0" w:color="auto"/>
+          <w:left w:val="none"/>
+          <w:right w:val="none"/>
+          <w:insideH w:val="none"/>
+          <w:insideV w:val="none"/>
         </w:tblBorders>
-        <w:tblLook w:firstRow="1" w:lastRow="0" w:firstColumn="0" w:lastColumn="0" w:noHBand="0" w:noVBand="0" w:val="0020"/>
       </w:tblPr>
       <w:tblGrid>
         <w:gridCol w:w="1980"/>
@@ -25440,7 +25071,7 @@
         <w:tc>
           <w:tcPr>
             <w:tcBorders>
-              <w:bottom w:val="single" w:sz="8" w:space="0" w:color="000000"/>
+              <w:bottom w:val="single" w:sz="6" w:space="0" w:color="000000"/>
             </w:tcBorders>
           </w:tcPr>
           <w:p>
@@ -25489,7 +25120,7 @@
         <w:tc>
           <w:tcPr>
             <w:tcBorders>
-              <w:bottom w:val="single" w:sz="8" w:space="0" w:color="000000"/>
+              <w:bottom w:val="single" w:sz="6" w:space="0" w:color="000000"/>
             </w:tcBorders>
           </w:tcPr>
           <w:p>
@@ -25509,7 +25140,7 @@
         <w:tc>
           <w:tcPr>
             <w:tcBorders>
-              <w:bottom w:val="single" w:sz="8" w:space="0" w:color="000000"/>
+              <w:bottom w:val="single" w:sz="6" w:space="0" w:color="000000"/>
             </w:tcBorders>
           </w:tcPr>
           <w:p>
@@ -25529,7 +25160,7 @@
         <w:tc>
           <w:tcPr>
             <w:tcBorders>
-              <w:bottom w:val="single" w:sz="8" w:space="0" w:color="000000"/>
+              <w:bottom w:val="single" w:sz="6" w:space="0" w:color="000000"/>
             </w:tcBorders>
           </w:tcPr>
           <w:p>
@@ -25652,6 +25283,7 @@
       <w:pPr>
         <w:pStyle w:val="BodyText"/>
         <w:spacing w:before="120"/>
+        <w:ind w:firstLine="420"/>
       </w:pPr>
       <w:r>
         <w:rPr>
@@ -26209,43 +25841,13 @@
     </w:p>
     <w:p>
       <w:pPr>
-        <w:spacing w:before="0" w:after="0"/>
-      </w:pPr>
-    </w:p>
-    <w:p>
-      <w:pPr>
-        <w:spacing w:before="0" w:after="0"/>
-      </w:pPr>
-    </w:p>
-    <w:p>
-      <w:pPr>
-        <w:spacing w:before="0" w:after="0"/>
-      </w:pPr>
-    </w:p>
-    <w:p>
-      <w:pPr>
-        <w:spacing w:before="0" w:after="0"/>
-      </w:pPr>
-    </w:p>
-    <w:p>
-      <w:pPr>
-        <w:spacing w:before="0" w:after="0"/>
-      </w:pPr>
-    </w:p>
-    <w:p>
-      <w:pPr>
-        <w:spacing w:before="0" w:after="0"/>
-      </w:pPr>
-    </w:p>
-    <w:p>
-      <w:pPr>
-        <w:spacing w:before="0" w:after="0"/>
-      </w:pPr>
-    </w:p>
-    <w:p>
-      <w:pPr>
-        <w:spacing w:before="0" w:after="0"/>
-      </w:pPr>
+        <w:spacing w:before="160" w:after="80"/>
+      </w:pPr>
+      <w:r>
+        <w:pict>
+          <v:rect style="width:0;height:1.5pt" o:hralign="center" o:hrstd="t" o:hr="t"/>
+        </w:pict>
+      </w:r>
     </w:p>
     <w:p>
       <w:pPr>
@@ -26286,6 +25888,7 @@
     <w:p>
       <w:pPr>
         <w:pStyle w:val="FirstParagraph"/>
+        <w:ind w:firstLine="420"/>
       </w:pPr>
       <w:r>
         <w:rPr>
@@ -27119,43 +26722,13 @@
     </w:p>
     <w:p>
       <w:pPr>
-        <w:spacing w:before="0" w:after="0"/>
-      </w:pPr>
-    </w:p>
-    <w:p>
-      <w:pPr>
-        <w:spacing w:before="0" w:after="0"/>
-      </w:pPr>
-    </w:p>
-    <w:p>
-      <w:pPr>
-        <w:spacing w:before="0" w:after="0"/>
-      </w:pPr>
-    </w:p>
-    <w:p>
-      <w:pPr>
-        <w:spacing w:before="0" w:after="0"/>
-      </w:pPr>
-    </w:p>
-    <w:p>
-      <w:pPr>
-        <w:spacing w:before="0" w:after="0"/>
-      </w:pPr>
-    </w:p>
-    <w:p>
-      <w:pPr>
-        <w:spacing w:before="0" w:after="0"/>
-      </w:pPr>
-    </w:p>
-    <w:p>
-      <w:pPr>
-        <w:spacing w:before="0" w:after="0"/>
-      </w:pPr>
-    </w:p>
-    <w:p>
-      <w:pPr>
-        <w:spacing w:before="0" w:after="0"/>
-      </w:pPr>
+        <w:spacing w:before="160" w:after="80"/>
+      </w:pPr>
+      <w:r>
+        <w:pict>
+          <v:rect style="width:0;height:1.5pt" o:hralign="center" o:hrstd="t" o:hr="t"/>
+        </w:pict>
+      </w:r>
     </w:p>
     <w:p>
       <w:pPr>
@@ -27196,6 +26769,7 @@
     <w:p>
       <w:pPr>
         <w:pStyle w:val="FirstParagraph"/>
+        <w:ind w:firstLine="420"/>
       </w:pPr>
       <w:r>
         <w:rPr>
@@ -27419,28 +26993,13 @@
     </w:p>
     <w:p>
       <w:pPr>
-        <w:spacing w:before="0" w:after="0"/>
-      </w:pPr>
-    </w:p>
-    <w:p>
-      <w:pPr>
-        <w:spacing w:before="0" w:after="0"/>
-      </w:pPr>
-    </w:p>
-    <w:p>
-      <w:pPr>
-        <w:spacing w:before="0" w:after="0"/>
-      </w:pPr>
-    </w:p>
-    <w:p>
-      <w:pPr>
-        <w:spacing w:before="0" w:after="0"/>
-      </w:pPr>
-    </w:p>
-    <w:p>
-      <w:pPr>
-        <w:spacing w:before="0" w:after="0"/>
-      </w:pPr>
+        <w:spacing w:before="160" w:after="80"/>
+      </w:pPr>
+      <w:r>
+        <w:pict>
+          <v:rect style="width:0;height:1.5pt" o:hralign="center" o:hrstd="t" o:hr="t"/>
+        </w:pict>
+      </w:r>
     </w:p>
     <w:p>
       <w:pPr>
@@ -27481,6 +27040,7 @@
     <w:p>
       <w:pPr>
         <w:pStyle w:val="FirstParagraph"/>
+        <w:ind w:firstLine="420"/>
       </w:pPr>
       <w:r>
         <w:rPr>
@@ -27695,28 +27255,13 @@
     </w:p>
     <w:p>
       <w:pPr>
-        <w:spacing w:before="0" w:after="0"/>
-      </w:pPr>
-    </w:p>
-    <w:p>
-      <w:pPr>
-        <w:spacing w:before="0" w:after="0"/>
-      </w:pPr>
-    </w:p>
-    <w:p>
-      <w:pPr>
-        <w:spacing w:before="0" w:after="0"/>
-      </w:pPr>
-    </w:p>
-    <w:p>
-      <w:pPr>
-        <w:spacing w:before="0" w:after="0"/>
-      </w:pPr>
-    </w:p>
-    <w:p>
-      <w:pPr>
-        <w:spacing w:before="0" w:after="0"/>
-      </w:pPr>
+        <w:spacing w:before="160" w:after="80"/>
+      </w:pPr>
+      <w:r>
+        <w:pict>
+          <v:rect style="width:0;height:1.5pt" o:hralign="center" o:hrstd="t" o:hr="t"/>
+        </w:pict>
+      </w:r>
     </w:p>
     <w:p>
       <w:pPr>
@@ -27757,6 +27302,7 @@
     <w:p>
       <w:pPr>
         <w:pStyle w:val="FirstParagraph"/>
+        <w:ind w:firstLine="420"/>
       </w:pPr>
       <w:r>
         <w:rPr>
@@ -28040,28 +27586,13 @@
     </w:p>
     <w:p>
       <w:pPr>
-        <w:spacing w:before="0" w:after="0"/>
-      </w:pPr>
-    </w:p>
-    <w:p>
-      <w:pPr>
-        <w:spacing w:before="0" w:after="0"/>
-      </w:pPr>
-    </w:p>
-    <w:p>
-      <w:pPr>
-        <w:spacing w:before="0" w:after="0"/>
-      </w:pPr>
-    </w:p>
-    <w:p>
-      <w:pPr>
-        <w:spacing w:before="0" w:after="0"/>
-      </w:pPr>
-    </w:p>
-    <w:p>
-      <w:pPr>
-        <w:spacing w:before="0" w:after="0"/>
-      </w:pPr>
+        <w:spacing w:before="160" w:after="80"/>
+      </w:pPr>
+      <w:r>
+        <w:pict>
+          <v:rect style="width:0;height:1.5pt" o:hralign="center" o:hrstd="t" o:hr="t"/>
+        </w:pict>
+      </w:r>
     </w:p>
     <w:p>
       <w:pPr>
@@ -28103,6 +27634,7 @@
       <w:pPr>
         <w:pStyle w:val="FirstParagraph"/>
         <w:spacing w:after="80"/>
+        <w:ind w:firstLine="420"/>
       </w:pPr>
       <w:r>
         <w:rPr>
@@ -28139,15 +27671,16 @@
       <w:tblPr>
         <w:tblStyle w:val="Table"/>
         <w:tblW w:type="auto" w:w="0"/>
+        <w:tblLook w:firstRow="1" w:lastRow="0" w:firstColumn="0" w:lastColumn="0" w:noHBand="0" w:noVBand="0" w:val="0020"/>
+        <w:jc w:val="center"/>
         <w:tblBorders>
           <w:top w:val="single" w:sz="12" w:space="0" w:color="000000"/>
-          <w:left w:val="none" w:sz="0" w:space="0" w:color="auto"/>
           <w:bottom w:val="single" w:sz="12" w:space="0" w:color="000000"/>
-          <w:right w:val="none" w:sz="0" w:space="0" w:color="auto"/>
-          <w:insideH w:val="none" w:sz="0" w:space="0" w:color="auto"/>
-          <w:insideV w:val="none" w:sz="0" w:space="0" w:color="auto"/>
+          <w:left w:val="none"/>
+          <w:right w:val="none"/>
+          <w:insideH w:val="none"/>
+          <w:insideV w:val="none"/>
         </w:tblBorders>
-        <w:tblLook w:firstRow="1" w:lastRow="0" w:firstColumn="0" w:lastColumn="0" w:noHBand="0" w:noVBand="0" w:val="0020"/>
       </w:tblPr>
       <w:tblGrid>
         <w:gridCol w:w="1584"/>
@@ -28163,7 +27696,7 @@
         <w:tc>
           <w:tcPr>
             <w:tcBorders>
-              <w:bottom w:val="single" w:sz="8" w:space="0" w:color="000000"/>
+              <w:bottom w:val="single" w:sz="6" w:space="0" w:color="000000"/>
             </w:tcBorders>
           </w:tcPr>
           <w:p>
@@ -28176,7 +27709,7 @@
         <w:tc>
           <w:tcPr>
             <w:tcBorders>
-              <w:bottom w:val="single" w:sz="8" w:space="0" w:color="000000"/>
+              <w:bottom w:val="single" w:sz="6" w:space="0" w:color="000000"/>
             </w:tcBorders>
           </w:tcPr>
           <w:p>
@@ -28204,7 +27737,7 @@
         <w:tc>
           <w:tcPr>
             <w:tcBorders>
-              <w:bottom w:val="single" w:sz="8" w:space="0" w:color="000000"/>
+              <w:bottom w:val="single" w:sz="6" w:space="0" w:color="000000"/>
             </w:tcBorders>
           </w:tcPr>
           <w:p>
@@ -28232,7 +27765,7 @@
         <w:tc>
           <w:tcPr>
             <w:tcBorders>
-              <w:bottom w:val="single" w:sz="8" w:space="0" w:color="000000"/>
+              <w:bottom w:val="single" w:sz="6" w:space="0" w:color="000000"/>
             </w:tcBorders>
           </w:tcPr>
           <w:p>
@@ -28252,7 +27785,7 @@
         <w:tc>
           <w:tcPr>
             <w:tcBorders>
-              <w:bottom w:val="single" w:sz="8" w:space="0" w:color="000000"/>
+              <w:bottom w:val="single" w:sz="6" w:space="0" w:color="000000"/>
             </w:tcBorders>
           </w:tcPr>
           <w:p>
@@ -28429,6 +27962,7 @@
       <w:pPr>
         <w:pStyle w:val="BodyText"/>
         <w:spacing w:before="120"/>
+        <w:ind w:firstLine="420"/>
       </w:pPr>
       <w:r>
         <w:rPr>
@@ -28688,43 +28222,13 @@
     </w:p>
     <w:p>
       <w:pPr>
-        <w:spacing w:before="0" w:after="0"/>
-      </w:pPr>
-    </w:p>
-    <w:p>
-      <w:pPr>
-        <w:spacing w:before="0" w:after="0"/>
-      </w:pPr>
-    </w:p>
-    <w:p>
-      <w:pPr>
-        <w:spacing w:before="0" w:after="0"/>
-      </w:pPr>
-    </w:p>
-    <w:p>
-      <w:pPr>
-        <w:spacing w:before="0" w:after="0"/>
-      </w:pPr>
-    </w:p>
-    <w:p>
-      <w:pPr>
-        <w:spacing w:before="0" w:after="0"/>
-      </w:pPr>
-    </w:p>
-    <w:p>
-      <w:pPr>
-        <w:spacing w:before="0" w:after="0"/>
-      </w:pPr>
-    </w:p>
-    <w:p>
-      <w:pPr>
-        <w:spacing w:before="0" w:after="0"/>
-      </w:pPr>
-    </w:p>
-    <w:p>
-      <w:pPr>
-        <w:spacing w:before="0" w:after="0"/>
-      </w:pPr>
+        <w:spacing w:before="160" w:after="80"/>
+      </w:pPr>
+      <w:r>
+        <w:pict>
+          <v:rect style="width:0;height:1.5pt" o:hralign="center" o:hrstd="t" o:hr="t"/>
+        </w:pict>
+      </w:r>
     </w:p>
     <w:p>
       <w:pPr>
@@ -28765,6 +28269,7 @@
     <w:p>
       <w:pPr>
         <w:pStyle w:val="FirstParagraph"/>
+        <w:ind w:firstLine="420"/>
       </w:pPr>
       <w:r>
         <w:rPr>
@@ -28866,28 +28371,13 @@
     </w:p>
     <w:p>
       <w:pPr>
-        <w:spacing w:before="0" w:after="0"/>
-      </w:pPr>
-    </w:p>
-    <w:p>
-      <w:pPr>
-        <w:spacing w:before="0" w:after="0"/>
-      </w:pPr>
-    </w:p>
-    <w:p>
-      <w:pPr>
-        <w:spacing w:before="0" w:after="0"/>
-      </w:pPr>
-    </w:p>
-    <w:p>
-      <w:pPr>
-        <w:spacing w:before="0" w:after="0"/>
-      </w:pPr>
-    </w:p>
-    <w:p>
-      <w:pPr>
-        <w:spacing w:before="0" w:after="0"/>
-      </w:pPr>
+        <w:spacing w:before="160" w:after="80"/>
+      </w:pPr>
+      <w:r>
+        <w:pict>
+          <v:rect style="width:0;height:1.5pt" o:hralign="center" o:hrstd="t" o:hr="t"/>
+        </w:pict>
+      </w:r>
     </w:p>
     <w:p>
       <w:pPr>
@@ -28928,6 +28418,7 @@
     <w:p>
       <w:pPr>
         <w:pStyle w:val="FirstParagraph"/>
+        <w:ind w:firstLine="420"/>
       </w:pPr>
       <w:r>
         <w:rPr>
@@ -28966,8 +28457,9 @@
         <w:pStyle w:val="Compact"/>
         <w:numPr>
           <w:ilvl w:val="0"/>
-          <w:numId w:val="1020"/>
+          <w:numId w:val="1022"/>
         </w:numPr>
+        <w:ind w:firstLine="420"/>
       </w:pPr>
       <w:r>
         <w:rPr>
@@ -28993,8 +28485,9 @@
         <w:pStyle w:val="Compact"/>
         <w:numPr>
           <w:ilvl w:val="0"/>
-          <w:numId w:val="1020"/>
+          <w:numId w:val="1022"/>
         </w:numPr>
+        <w:ind w:firstLine="420"/>
       </w:pPr>
       <w:r>
         <w:rPr>
@@ -29014,8 +28507,9 @@
         <w:pStyle w:val="Compact"/>
         <w:numPr>
           <w:ilvl w:val="0"/>
-          <w:numId w:val="1020"/>
+          <w:numId w:val="1022"/>
         </w:numPr>
+        <w:ind w:firstLine="420"/>
       </w:pPr>
       <w:r>
         <w:rPr>
@@ -29078,9 +28572,10 @@
         <w:pStyle w:val="Compact"/>
         <w:numPr>
           <w:ilvl w:val="0"/>
-          <w:numId w:val="1020"/>
+          <w:numId w:val="1022"/>
         </w:numPr>
         <w:spacing w:after="80"/>
+        <w:ind w:firstLine="420"/>
       </w:pPr>
       <w:r>
         <w:rPr>
@@ -29117,15 +28612,16 @@
       <w:tblPr>
         <w:tblStyle w:val="Table"/>
         <w:tblW w:type="auto" w:w="0"/>
+        <w:tblLook w:firstRow="1" w:lastRow="0" w:firstColumn="0" w:lastColumn="0" w:noHBand="0" w:noVBand="0" w:val="0020"/>
+        <w:jc w:val="center"/>
         <w:tblBorders>
           <w:top w:val="single" w:sz="12" w:space="0" w:color="000000"/>
-          <w:left w:val="none" w:sz="0" w:space="0" w:color="auto"/>
           <w:bottom w:val="single" w:sz="12" w:space="0" w:color="000000"/>
-          <w:right w:val="none" w:sz="0" w:space="0" w:color="auto"/>
-          <w:insideH w:val="none" w:sz="0" w:space="0" w:color="auto"/>
-          <w:insideV w:val="none" w:sz="0" w:space="0" w:color="auto"/>
+          <w:left w:val="none"/>
+          <w:right w:val="none"/>
+          <w:insideH w:val="none"/>
+          <w:insideV w:val="none"/>
         </w:tblBorders>
-        <w:tblLook w:firstRow="1" w:lastRow="0" w:firstColumn="0" w:lastColumn="0" w:noHBand="0" w:noVBand="0" w:val="0020"/>
       </w:tblPr>
       <w:tblGrid>
         <w:gridCol w:w="3960"/>
@@ -29138,7 +28634,7 @@
         <w:tc>
           <w:tcPr>
             <w:tcBorders>
-              <w:bottom w:val="single" w:sz="8" w:space="0" w:color="000000"/>
+              <w:bottom w:val="single" w:sz="6" w:space="0" w:color="000000"/>
             </w:tcBorders>
           </w:tcPr>
           <w:p>
@@ -29165,7 +28661,7 @@
         <w:tc>
           <w:tcPr>
             <w:tcBorders>
-              <w:bottom w:val="single" w:sz="8" w:space="0" w:color="000000"/>
+              <w:bottom w:val="single" w:sz="6" w:space="0" w:color="000000"/>
             </w:tcBorders>
           </w:tcPr>
           <w:p>
@@ -29382,9 +28878,10 @@
       <w:pPr>
         <w:numPr>
           <w:ilvl w:val="0"/>
-          <w:numId w:val="1021"/>
+          <w:numId w:val="1023"/>
         </w:numPr>
         <w:spacing w:before="120"/>
+        <w:ind w:firstLine="420"/>
       </w:pPr>
       <w:r>
         <w:rPr>
@@ -29476,8 +28973,9 @@
       <w:pPr>
         <w:numPr>
           <w:ilvl w:val="0"/>
-          <w:numId w:val="1021"/>
+          <w:numId w:val="1023"/>
         </w:numPr>
+        <w:ind w:firstLine="420"/>
       </w:pPr>
       <w:r>
         <w:rPr>
@@ -29568,8 +29066,9 @@
       <w:pPr>
         <w:numPr>
           <w:ilvl w:val="0"/>
-          <w:numId w:val="1021"/>
+          <w:numId w:val="1023"/>
         </w:numPr>
+        <w:ind w:firstLine="420"/>
       </w:pPr>
       <w:r>
         <w:rPr>
@@ -29611,6 +29110,7 @@
     <w:p>
       <w:pPr>
         <w:pStyle w:val="FirstParagraph"/>
+        <w:ind w:firstLine="420"/>
       </w:pPr>
       <w:r>
         <w:rPr>
@@ -29682,43 +29182,13 @@
     </w:p>
     <w:p>
       <w:pPr>
-        <w:spacing w:before="0" w:after="0"/>
-      </w:pPr>
-    </w:p>
-    <w:p>
-      <w:pPr>
-        <w:spacing w:before="0" w:after="0"/>
-      </w:pPr>
-    </w:p>
-    <w:p>
-      <w:pPr>
-        <w:spacing w:before="0" w:after="0"/>
-      </w:pPr>
-    </w:p>
-    <w:p>
-      <w:pPr>
-        <w:spacing w:before="0" w:after="0"/>
-      </w:pPr>
-    </w:p>
-    <w:p>
-      <w:pPr>
-        <w:spacing w:before="0" w:after="0"/>
-      </w:pPr>
-    </w:p>
-    <w:p>
-      <w:pPr>
-        <w:spacing w:before="0" w:after="0"/>
-      </w:pPr>
-    </w:p>
-    <w:p>
-      <w:pPr>
-        <w:spacing w:before="0" w:after="0"/>
-      </w:pPr>
-    </w:p>
-    <w:p>
-      <w:pPr>
-        <w:spacing w:before="0" w:after="0"/>
-      </w:pPr>
+        <w:spacing w:before="160" w:after="80"/>
+      </w:pPr>
+      <w:r>
+        <w:pict>
+          <v:rect style="width:0;height:1.5pt" o:hralign="center" o:hrstd="t" o:hr="t"/>
+        </w:pict>
+      </w:r>
     </w:p>
     <w:p>
       <w:pPr>
@@ -29735,6 +29205,7 @@
     <w:bookmarkEnd w:id="70"/>
     <w:sectPr>
       <w:footerReference w:type="default" r:id="rId9"/>
+      <w:headerReference w:type="default" r:id="rId11"/>
       <w:footnotePr>
         <w:numRestart w:val="eachSect"/>
       </w:footnotePr>
@@ -29753,32 +29224,90 @@
 <w:ftr xmlns:m="http://schemas.openxmlformats.org/officeDocument/2006/math" xmlns:mc="http://schemas.openxmlformats.org/markup-compatibility/2006" xmlns:mo="http://schemas.microsoft.com/office/mac/office/2008/main" xmlns:mv="urn:schemas-microsoft-com:mac:vml" xmlns:o="urn:schemas-microsoft-com:office:office" xmlns:r="http://schemas.openxmlformats.org/officeDocument/2006/relationships" xmlns:v="urn:schemas-microsoft-com:vml" xmlns:w10="urn:schemas-microsoft-com:office:word" xmlns:w14="http://schemas.microsoft.com/office/word/2010/wordml" xmlns:w="http://schemas.openxmlformats.org/wordprocessingml/2006/main" xmlns:wne="http://schemas.microsoft.com/office/word/2006/wordml" xmlns:wp14="http://schemas.microsoft.com/office/word/2010/wordprocessingDrawing" xmlns:wp="http://schemas.openxmlformats.org/drawingml/2006/wordprocessingDrawing" xmlns:wpc="http://schemas.microsoft.com/office/word/2010/wordprocessingCanvas" xmlns:wpg="http://schemas.microsoft.com/office/word/2010/wordprocessingGroup" xmlns:wpi="http://schemas.microsoft.com/office/word/2010/wordprocessingInk" xmlns:wps="http://schemas.microsoft.com/office/word/2010/wordprocessingShape" mc:Ignorable="w14 wp14">
   <w:p>
     <w:pPr>
-      <w:pStyle w:val="Footer"/>
       <w:jc w:val="center"/>
     </w:pPr>
     <w:r>
       <w:rPr>
-        <w:rFonts w:ascii="Times New Roman" w:hAnsi="Times New Roman" w:eastAsia="Times New Roman" w:cs="Times New Roman"/>
-        <w:b w:val="0"/>
-        <w:sz w:val="20"/>
+        <w:color w:val="000000"/>
+        <w:sz w:val="18"/>
+      </w:rPr>
+      <w:t xml:space="preserve">第 </w:t>
+    </w:r>
+    <w:r>
+      <w:rPr>
+        <w:color w:val="000000"/>
+        <w:sz w:val="18"/>
       </w:rPr>
       <w:fldChar w:fldCharType="begin"/>
     </w:r>
     <w:r>
       <w:rPr>
-        <w:rFonts w:ascii="Times New Roman" w:hAnsi="Times New Roman" w:eastAsia="Times New Roman" w:cs="Times New Roman"/>
-        <w:b w:val="0"/>
-        <w:sz w:val="20"/>
+        <w:sz w:val="18"/>
       </w:rPr>
       <w:instrText xml:space="preserve"> PAGE </w:instrText>
     </w:r>
     <w:r>
       <w:rPr>
-        <w:rFonts w:ascii="Times New Roman" w:hAnsi="Times New Roman" w:eastAsia="Times New Roman" w:cs="Times New Roman"/>
-        <w:b w:val="0"/>
-        <w:sz w:val="20"/>
+        <w:sz w:val="18"/>
+      </w:rPr>
+      <w:fldChar w:fldCharType="separate"/>
+    </w:r>
+    <w:r>
+      <w:rPr>
+        <w:sz w:val="18"/>
+      </w:rPr>
+      <w:t>1</w:t>
+    </w:r>
+    <w:r>
+      <w:rPr>
+        <w:sz w:val="18"/>
       </w:rPr>
       <w:fldChar w:fldCharType="end"/>
+    </w:r>
+    <w:r>
+      <w:rPr>
+        <w:color w:val="000000"/>
+        <w:sz w:val="18"/>
+      </w:rPr>
+      <w:t xml:space="preserve"> 页 / 共 </w:t>
+    </w:r>
+    <w:r>
+      <w:rPr>
+        <w:color w:val="000000"/>
+        <w:sz w:val="18"/>
+      </w:rPr>
+      <w:fldChar w:fldCharType="begin"/>
+    </w:r>
+    <w:r>
+      <w:rPr>
+        <w:sz w:val="18"/>
+      </w:rPr>
+      <w:instrText xml:space="preserve"> NUMPAGES </w:instrText>
+    </w:r>
+    <w:r>
+      <w:rPr>
+        <w:sz w:val="18"/>
+      </w:rPr>
+      <w:fldChar w:fldCharType="separate"/>
+    </w:r>
+    <w:r>
+      <w:rPr>
+        <w:sz w:val="18"/>
+      </w:rPr>
+      <w:t>1</w:t>
+    </w:r>
+    <w:r>
+      <w:rPr>
+        <w:sz w:val="18"/>
+      </w:rPr>
+      <w:fldChar w:fldCharType="end"/>
+    </w:r>
+    <w:r>
+      <w:rPr>
+        <w:color w:val="000000"/>
+        <w:sz w:val="18"/>
+      </w:rPr>
+      <w:t xml:space="preserve"> 页</w:t>
     </w:r>
   </w:p>
 </w:ftr>
@@ -29801,6 +29330,26 @@
     </w:p>
   </w:footnote>
 </w:footnotes>
+</file>
+
+<file path=word/header1.xml><?xml version="1.0" encoding="utf-8"?>
+<w:hdr xmlns:m="http://schemas.openxmlformats.org/officeDocument/2006/math" xmlns:mc="http://schemas.openxmlformats.org/markup-compatibility/2006" xmlns:mo="http://schemas.microsoft.com/office/mac/office/2008/main" xmlns:mv="urn:schemas-microsoft-com:mac:vml" xmlns:o="urn:schemas-microsoft-com:office:office" xmlns:r="http://schemas.openxmlformats.org/officeDocument/2006/relationships" xmlns:v="urn:schemas-microsoft-com:vml" xmlns:w10="urn:schemas-microsoft-com:office:word" xmlns:w14="http://schemas.microsoft.com/office/word/2010/wordml" xmlns:w="http://schemas.openxmlformats.org/wordprocessingml/2006/main" xmlns:wne="http://schemas.microsoft.com/office/word/2006/wordml" xmlns:wp14="http://schemas.microsoft.com/office/word/2010/wordprocessingDrawing" xmlns:wp="http://schemas.openxmlformats.org/drawingml/2006/wordprocessingDrawing" xmlns:wpc="http://schemas.microsoft.com/office/word/2010/wordprocessingCanvas" xmlns:wpg="http://schemas.microsoft.com/office/word/2010/wordprocessingGroup" xmlns:wpi="http://schemas.microsoft.com/office/word/2010/wordprocessingInk" xmlns:wps="http://schemas.microsoft.com/office/word/2010/wordprocessingShape" mc:Ignorable="w14 wp14">
+  <w:p>
+    <w:pPr>
+      <w:jc w:val="right"/>
+      <w:pBdr>
+        <w:bottom w:val="single" w:sz="4" w:space="2" w:color="000000"/>
+      </w:pBdr>
+    </w:pPr>
+    <w:r>
+      <w:rPr>
+        <w:color w:val="000000"/>
+        <w:sz w:val="18"/>
+      </w:rPr>
+      <w:t>第一轮原理·2-溶液与相平衡（学生版）</w:t>
+    </w:r>
+  </w:p>
+</w:hdr>
 </file>
 
 <file path=word/numbering.xml><?xml version="1.0" encoding="utf-8"?>
@@ -30492,33 +30041,33 @@
     </w:lvlOverride>
   </w:num>
   <w:num w:numId="1012">
-    <w:abstractNumId w:val="99432"/>
+    <w:abstractNumId w:val="99431"/>
     <w:lvlOverride w:ilvl="0">
-      <w:startOverride w:val="2"/>
+      <w:startOverride w:val="1"/>
     </w:lvlOverride>
     <w:lvlOverride w:ilvl="1">
-      <w:startOverride w:val="2"/>
+      <w:startOverride w:val="1"/>
     </w:lvlOverride>
     <w:lvlOverride w:ilvl="2">
-      <w:startOverride w:val="2"/>
+      <w:startOverride w:val="1"/>
     </w:lvlOverride>
     <w:lvlOverride w:ilvl="3">
-      <w:startOverride w:val="2"/>
+      <w:startOverride w:val="1"/>
     </w:lvlOverride>
     <w:lvlOverride w:ilvl="4">
-      <w:startOverride w:val="2"/>
+      <w:startOverride w:val="1"/>
     </w:lvlOverride>
     <w:lvlOverride w:ilvl="5">
-      <w:startOverride w:val="2"/>
+      <w:startOverride w:val="1"/>
     </w:lvlOverride>
     <w:lvlOverride w:ilvl="6">
-      <w:startOverride w:val="2"/>
+      <w:startOverride w:val="1"/>
     </w:lvlOverride>
     <w:lvlOverride w:ilvl="7">
-      <w:startOverride w:val="2"/>
+      <w:startOverride w:val="1"/>
     </w:lvlOverride>
     <w:lvlOverride w:ilvl="8">
-      <w:startOverride w:val="2"/>
+      <w:startOverride w:val="1"/>
     </w:lvlOverride>
   </w:num>
   <w:num w:numId="1013">
@@ -30552,33 +30101,33 @@
     </w:lvlOverride>
   </w:num>
   <w:num w:numId="1014">
-    <w:abstractNumId w:val="99431"/>
+    <w:abstractNumId w:val="99432"/>
     <w:lvlOverride w:ilvl="0">
-      <w:startOverride w:val="1"/>
+      <w:startOverride w:val="2"/>
     </w:lvlOverride>
     <w:lvlOverride w:ilvl="1">
-      <w:startOverride w:val="1"/>
+      <w:startOverride w:val="2"/>
     </w:lvlOverride>
     <w:lvlOverride w:ilvl="2">
-      <w:startOverride w:val="1"/>
+      <w:startOverride w:val="2"/>
     </w:lvlOverride>
     <w:lvlOverride w:ilvl="3">
-      <w:startOverride w:val="1"/>
+      <w:startOverride w:val="2"/>
     </w:lvlOverride>
     <w:lvlOverride w:ilvl="4">
-      <w:startOverride w:val="1"/>
+      <w:startOverride w:val="2"/>
     </w:lvlOverride>
     <w:lvlOverride w:ilvl="5">
-      <w:startOverride w:val="1"/>
+      <w:startOverride w:val="2"/>
     </w:lvlOverride>
     <w:lvlOverride w:ilvl="6">
-      <w:startOverride w:val="1"/>
+      <w:startOverride w:val="2"/>
     </w:lvlOverride>
     <w:lvlOverride w:ilvl="7">
-      <w:startOverride w:val="1"/>
+      <w:startOverride w:val="2"/>
     </w:lvlOverride>
     <w:lvlOverride w:ilvl="8">
-      <w:startOverride w:val="1"/>
+      <w:startOverride w:val="2"/>
     </w:lvlOverride>
   </w:num>
   <w:num w:numId="1015">
@@ -30732,9 +30281,69 @@
     </w:lvlOverride>
   </w:num>
   <w:num w:numId="1020">
+    <w:abstractNumId w:val="99431"/>
+    <w:lvlOverride w:ilvl="0">
+      <w:startOverride w:val="1"/>
+    </w:lvlOverride>
+    <w:lvlOverride w:ilvl="1">
+      <w:startOverride w:val="1"/>
+    </w:lvlOverride>
+    <w:lvlOverride w:ilvl="2">
+      <w:startOverride w:val="1"/>
+    </w:lvlOverride>
+    <w:lvlOverride w:ilvl="3">
+      <w:startOverride w:val="1"/>
+    </w:lvlOverride>
+    <w:lvlOverride w:ilvl="4">
+      <w:startOverride w:val="1"/>
+    </w:lvlOverride>
+    <w:lvlOverride w:ilvl="5">
+      <w:startOverride w:val="1"/>
+    </w:lvlOverride>
+    <w:lvlOverride w:ilvl="6">
+      <w:startOverride w:val="1"/>
+    </w:lvlOverride>
+    <w:lvlOverride w:ilvl="7">
+      <w:startOverride w:val="1"/>
+    </w:lvlOverride>
+    <w:lvlOverride w:ilvl="8">
+      <w:startOverride w:val="1"/>
+    </w:lvlOverride>
+  </w:num>
+  <w:num w:numId="1021">
+    <w:abstractNumId w:val="99431"/>
+    <w:lvlOverride w:ilvl="0">
+      <w:startOverride w:val="1"/>
+    </w:lvlOverride>
+    <w:lvlOverride w:ilvl="1">
+      <w:startOverride w:val="1"/>
+    </w:lvlOverride>
+    <w:lvlOverride w:ilvl="2">
+      <w:startOverride w:val="1"/>
+    </w:lvlOverride>
+    <w:lvlOverride w:ilvl="3">
+      <w:startOverride w:val="1"/>
+    </w:lvlOverride>
+    <w:lvlOverride w:ilvl="4">
+      <w:startOverride w:val="1"/>
+    </w:lvlOverride>
+    <w:lvlOverride w:ilvl="5">
+      <w:startOverride w:val="1"/>
+    </w:lvlOverride>
+    <w:lvlOverride w:ilvl="6">
+      <w:startOverride w:val="1"/>
+    </w:lvlOverride>
+    <w:lvlOverride w:ilvl="7">
+      <w:startOverride w:val="1"/>
+    </w:lvlOverride>
+    <w:lvlOverride w:ilvl="8">
+      <w:startOverride w:val="1"/>
+    </w:lvlOverride>
+  </w:num>
+  <w:num w:numId="1022">
     <w:abstractNumId w:val="991"/>
   </w:num>
-  <w:num w:numId="1021">
+  <w:num w:numId="1023">
     <w:abstractNumId w:val="99731"/>
     <w:lvlOverride w:ilvl="0">
       <w:startOverride w:val="1"/>
@@ -30842,7 +30451,7 @@
     <ns0:rPr>
       <ns0:rFonts ns0:ascii="Times New Roman" ns0:cs="Times New Roman" ns0:eastAsia="SimHei" ns0:hAnsi="Times New Roman"/>
       <ns0:b/>
-      <ns0:color ns0:val="000000"/>
+      <ns0:color ns0:val="17324D"/>
       <ns0:sz ns0:val="44"/>
       <ns0:szCs ns0:val="56"/>
     </ns0:rPr>
@@ -30984,7 +30593,7 @@
     <ns0:rPr>
       <ns0:rFonts ns0:ascii="Times New Roman" ns0:cs="Times New Roman" ns0:eastAsia="SimHei" ns0:hAnsi="Times New Roman"/>
       <ns0:b/>
-      <ns0:color ns0:val="000000"/>
+      <ns0:color ns0:val="17324D"/>
       <ns0:sz ns0:val="32"/>
       <ns0:szCs ns0:val="40"/>
     </ns0:rPr>
@@ -31008,7 +30617,7 @@
     <ns0:rPr>
       <ns0:rFonts ns0:ascii="Times New Roman" ns0:cs="Times New Roman" ns0:eastAsia="SimHei" ns0:hAnsi="Times New Roman"/>
       <ns0:b/>
-      <ns0:color ns0:val="000000"/>
+      <ns0:color ns0:val="17324D"/>
       <ns0:sz ns0:val="28"/>
       <ns0:szCs ns0:val="32"/>
     </ns0:rPr>
@@ -31032,7 +30641,7 @@
     <ns0:rPr>
       <ns0:rFonts ns0:ascii="Times New Roman" ns0:cs="Times New Roman" ns0:eastAsia="SimHei" ns0:hAnsi="Times New Roman"/>
       <ns0:b/>
-      <ns0:color ns0:val="000000"/>
+      <ns0:color ns0:val="17324D"/>
       <ns0:sz ns0:val="25"/>
       <ns0:szCs ns0:val="28"/>
     </ns0:rPr>
@@ -31508,7 +31117,7 @@
     <w:rPr>
       <w:rFonts w:ascii="Times New Roman" w:hAnsi="Times New Roman" w:eastAsia="FangSong" w:cs="Times New Roman"/>
       <w:b/>
-      <w:color w:val="007020"/>
+      <w:color w:val="000000"/>
     </w:rPr>
   </w:style>
   <w:style w:type="character" w:customStyle="1" w:styleId="DataTypeTok">
@@ -31516,7 +31125,7 @@
     <w:basedOn w:val="VerbatimChar"/>
     <w:rPr>
       <w:rFonts w:ascii="Times New Roman" w:hAnsi="Times New Roman" w:eastAsia="FangSong" w:cs="Times New Roman"/>
-      <w:color w:val="902000"/>
+      <w:color w:val="000000"/>
     </w:rPr>
   </w:style>
   <w:style w:type="character" w:customStyle="1" w:styleId="DecValTok">
@@ -31524,7 +31133,7 @@
     <w:basedOn w:val="VerbatimChar"/>
     <w:rPr>
       <w:rFonts w:ascii="Times New Roman" w:hAnsi="Times New Roman" w:eastAsia="FangSong" w:cs="Times New Roman"/>
-      <w:color w:val="40a070"/>
+      <w:color w:val="000000"/>
     </w:rPr>
   </w:style>
   <w:style w:type="character" w:customStyle="1" w:styleId="BaseNTok">
@@ -31532,7 +31141,7 @@
     <w:basedOn w:val="VerbatimChar"/>
     <w:rPr>
       <w:rFonts w:ascii="Times New Roman" w:hAnsi="Times New Roman" w:eastAsia="FangSong" w:cs="Times New Roman"/>
-      <w:color w:val="40a070"/>
+      <w:color w:val="000000"/>
     </w:rPr>
   </w:style>
   <w:style w:type="character" w:customStyle="1" w:styleId="FloatTok">
@@ -31540,7 +31149,7 @@
     <w:basedOn w:val="VerbatimChar"/>
     <w:rPr>
       <w:rFonts w:ascii="Times New Roman" w:hAnsi="Times New Roman" w:eastAsia="FangSong" w:cs="Times New Roman"/>
-      <w:color w:val="40a070"/>
+      <w:color w:val="000000"/>
     </w:rPr>
   </w:style>
   <w:style w:type="character" w:customStyle="1" w:styleId="ConstantTok">
@@ -31548,7 +31157,7 @@
     <w:basedOn w:val="VerbatimChar"/>
     <w:rPr>
       <w:rFonts w:ascii="Times New Roman" w:hAnsi="Times New Roman" w:eastAsia="FangSong" w:cs="Times New Roman"/>
-      <w:color w:val="880000"/>
+      <w:color w:val="000000"/>
     </w:rPr>
   </w:style>
   <w:style w:type="character" w:customStyle="1" w:styleId="CharTok">
@@ -31556,7 +31165,7 @@
     <w:basedOn w:val="VerbatimChar"/>
     <w:rPr>
       <w:rFonts w:ascii="Times New Roman" w:hAnsi="Times New Roman" w:eastAsia="FangSong" w:cs="Times New Roman"/>
-      <w:color w:val="4070a0"/>
+      <w:color w:val="000000"/>
     </w:rPr>
   </w:style>
   <w:style w:type="character" w:customStyle="1" w:styleId="SpecialCharTok">
@@ -31564,7 +31173,7 @@
     <w:basedOn w:val="VerbatimChar"/>
     <w:rPr>
       <w:rFonts w:ascii="Times New Roman" w:hAnsi="Times New Roman" w:eastAsia="FangSong" w:cs="Times New Roman"/>
-      <w:color w:val="4070a0"/>
+      <w:color w:val="000000"/>
     </w:rPr>
   </w:style>
   <w:style w:type="character" w:customStyle="1" w:styleId="StringTok">
@@ -31572,7 +31181,7 @@
     <w:basedOn w:val="VerbatimChar"/>
     <w:rPr>
       <w:rFonts w:ascii="Times New Roman" w:hAnsi="Times New Roman" w:eastAsia="FangSong" w:cs="Times New Roman"/>
-      <w:color w:val="4070a0"/>
+      <w:color w:val="000000"/>
     </w:rPr>
   </w:style>
   <w:style w:type="character" w:customStyle="1" w:styleId="VerbatimStringTok">
@@ -31580,7 +31189,7 @@
     <w:basedOn w:val="VerbatimChar"/>
     <w:rPr>
       <w:rFonts w:ascii="Times New Roman" w:hAnsi="Times New Roman" w:eastAsia="FangSong" w:cs="Times New Roman"/>
-      <w:color w:val="4070a0"/>
+      <w:color w:val="000000"/>
     </w:rPr>
   </w:style>
   <w:style w:type="character" w:customStyle="1" w:styleId="SpecialStringTok">
@@ -31588,7 +31197,7 @@
     <w:basedOn w:val="VerbatimChar"/>
     <w:rPr>
       <w:rFonts w:ascii="Times New Roman" w:hAnsi="Times New Roman" w:eastAsia="FangSong" w:cs="Times New Roman"/>
-      <w:color w:val="bb6688"/>
+      <w:color w:val="000000"/>
     </w:rPr>
   </w:style>
   <w:style w:type="character" w:customStyle="1" w:styleId="ImportTok">
@@ -31597,7 +31206,7 @@
     <w:rPr>
       <w:rFonts w:ascii="Times New Roman" w:hAnsi="Times New Roman" w:eastAsia="FangSong" w:cs="Times New Roman"/>
       <w:b/>
-      <w:color w:val="008000"/>
+      <w:color w:val="000000"/>
     </w:rPr>
   </w:style>
   <w:style w:type="character" w:customStyle="1" w:styleId="CommentTok">
@@ -31606,7 +31215,7 @@
     <w:rPr>
       <w:rFonts w:ascii="Times New Roman" w:hAnsi="Times New Roman" w:eastAsia="FangSong" w:cs="Times New Roman"/>
       <w:i/>
-      <w:color w:val="60a0b0"/>
+      <w:color w:val="000000"/>
     </w:rPr>
   </w:style>
   <w:style w:type="character" w:customStyle="1" w:styleId="DocumentationTok">
@@ -31615,7 +31224,7 @@
     <w:rPr>
       <w:rFonts w:ascii="Times New Roman" w:hAnsi="Times New Roman" w:eastAsia="FangSong" w:cs="Times New Roman"/>
       <w:i/>
-      <w:color w:val="ba2121"/>
+      <w:color w:val="000000"/>
     </w:rPr>
   </w:style>
   <w:style w:type="character" w:customStyle="1" w:styleId="AnnotationTok">
@@ -31625,7 +31234,7 @@
       <w:rFonts w:ascii="Times New Roman" w:hAnsi="Times New Roman" w:eastAsia="FangSong" w:cs="Times New Roman"/>
       <w:b/>
       <w:i/>
-      <w:color w:val="60a0b0"/>
+      <w:color w:val="000000"/>
     </w:rPr>
   </w:style>
   <w:style w:type="character" w:customStyle="1" w:styleId="CommentVarTok">
@@ -31635,7 +31244,7 @@
       <w:rFonts w:ascii="Times New Roman" w:hAnsi="Times New Roman" w:eastAsia="FangSong" w:cs="Times New Roman"/>
       <w:b/>
       <w:i/>
-      <w:color w:val="60a0b0"/>
+      <w:color w:val="000000"/>
     </w:rPr>
   </w:style>
   <w:style w:type="character" w:customStyle="1" w:styleId="OtherTok">
@@ -31643,7 +31252,7 @@
     <w:basedOn w:val="VerbatimChar"/>
     <w:rPr>
       <w:rFonts w:ascii="Times New Roman" w:hAnsi="Times New Roman" w:eastAsia="FangSong" w:cs="Times New Roman"/>
-      <w:color w:val="007020"/>
+      <w:color w:val="000000"/>
     </w:rPr>
   </w:style>
   <w:style w:type="character" w:customStyle="1" w:styleId="FunctionTok">
@@ -31651,7 +31260,7 @@
     <w:basedOn w:val="VerbatimChar"/>
     <w:rPr>
       <w:rFonts w:ascii="Times New Roman" w:hAnsi="Times New Roman" w:eastAsia="FangSong" w:cs="Times New Roman"/>
-      <w:color w:val="06287e"/>
+      <w:color w:val="000000"/>
     </w:rPr>
   </w:style>
   <w:style w:type="character" w:customStyle="1" w:styleId="VariableTok">
@@ -31659,7 +31268,7 @@
     <w:basedOn w:val="VerbatimChar"/>
     <w:rPr>
       <w:rFonts w:ascii="Times New Roman" w:hAnsi="Times New Roman" w:eastAsia="FangSong" w:cs="Times New Roman"/>
-      <w:color w:val="19177c"/>
+      <w:color w:val="000000"/>
     </w:rPr>
   </w:style>
   <w:style w:type="character" w:customStyle="1" w:styleId="ControlFlowTok">
@@ -31668,7 +31277,7 @@
     <w:rPr>
       <w:rFonts w:ascii="Times New Roman" w:hAnsi="Times New Roman" w:eastAsia="FangSong" w:cs="Times New Roman"/>
       <w:b/>
-      <w:color w:val="007020"/>
+      <w:color w:val="000000"/>
     </w:rPr>
   </w:style>
   <w:style w:type="character" w:customStyle="1" w:styleId="OperatorTok">
@@ -31676,7 +31285,7 @@
     <w:basedOn w:val="VerbatimChar"/>
     <w:rPr>
       <w:rFonts w:ascii="Times New Roman" w:hAnsi="Times New Roman" w:eastAsia="FangSong" w:cs="Times New Roman"/>
-      <w:color w:val="666666"/>
+      <w:color w:val="000000"/>
     </w:rPr>
   </w:style>
   <w:style w:type="character" w:customStyle="1" w:styleId="BuiltInTok">
@@ -31684,7 +31293,7 @@
     <w:basedOn w:val="VerbatimChar"/>
     <w:rPr>
       <w:rFonts w:ascii="Times New Roman" w:hAnsi="Times New Roman" w:eastAsia="FangSong" w:cs="Times New Roman"/>
-      <w:color w:val="008000"/>
+      <w:color w:val="000000"/>
     </w:rPr>
   </w:style>
   <w:style w:type="character" w:customStyle="1" w:styleId="ExtensionTok">
@@ -31699,7 +31308,7 @@
     <w:basedOn w:val="VerbatimChar"/>
     <w:rPr>
       <w:rFonts w:ascii="Times New Roman" w:hAnsi="Times New Roman" w:eastAsia="FangSong" w:cs="Times New Roman"/>
-      <w:color w:val="bc7a00"/>
+      <w:color w:val="000000"/>
     </w:rPr>
   </w:style>
   <w:style w:type="character" w:customStyle="1" w:styleId="AttributeTok">
@@ -31707,7 +31316,7 @@
     <w:basedOn w:val="VerbatimChar"/>
     <w:rPr>
       <w:rFonts w:ascii="Times New Roman" w:hAnsi="Times New Roman" w:eastAsia="FangSong" w:cs="Times New Roman"/>
-      <w:color w:val="7d9029"/>
+      <w:color w:val="000000"/>
     </w:rPr>
   </w:style>
   <w:style w:type="character" w:customStyle="1" w:styleId="RegionMarkerTok">
@@ -31724,7 +31333,7 @@
       <w:rFonts w:ascii="Times New Roman" w:hAnsi="Times New Roman" w:eastAsia="FangSong" w:cs="Times New Roman"/>
       <w:b/>
       <w:i/>
-      <w:color w:val="60a0b0"/>
+      <w:color w:val="000000"/>
     </w:rPr>
   </w:style>
   <w:style w:type="character" w:customStyle="1" w:styleId="WarningTok">
@@ -31734,7 +31343,7 @@
       <w:rFonts w:ascii="Times New Roman" w:hAnsi="Times New Roman" w:eastAsia="FangSong" w:cs="Times New Roman"/>
       <w:b/>
       <w:i/>
-      <w:color w:val="60a0b0"/>
+      <w:color w:val="000000"/>
     </w:rPr>
   </w:style>
   <w:style w:type="character" w:customStyle="1" w:styleId="AlertTok">
@@ -31743,7 +31352,7 @@
     <w:rPr>
       <w:rFonts w:ascii="Times New Roman" w:hAnsi="Times New Roman" w:eastAsia="FangSong" w:cs="Times New Roman"/>
       <w:b/>
-      <w:color w:val="ff0000"/>
+      <w:color w:val="000000"/>
     </w:rPr>
   </w:style>
   <w:style w:type="character" w:customStyle="1" w:styleId="ErrorTok">
@@ -31752,7 +31361,7 @@
     <w:rPr>
       <w:rFonts w:ascii="Times New Roman" w:hAnsi="Times New Roman" w:eastAsia="FangSong" w:cs="Times New Roman"/>
       <w:b/>
-      <w:color w:val="ff0000"/>
+      <w:color w:val="000000"/>
     </w:rPr>
   </w:style>
   <w:style w:type="character" w:customStyle="1" w:styleId="NormalTok">
